--- a/05_分光実験/5_分光実験_報告書.docx
+++ b/05_分光実験/5_分光実験_報告書.docx
@@ -621,26 +621,53 @@
     </w:p>
     <w:p>
       <w:pPr>
-        <w:spacing w:after="0" w:before="60" w:line="240" w:lineRule="auto"/>
+        <w:spacing w:after="0" w:before="120" w:line="240" w:lineRule="auto"/>
         <w:jc w:val="center"/>
       </w:pPr>
       <w:r>
-        <w:rPr>
-          <w:rFonts w:ascii="游明朝" w:cs="游明朝" w:eastAsia="游明朝" w:hAnsi="游明朝"/>
-          <w:b/>
-          <w:bCs/>
-          <w:i w:val="false"/>
-          <w:iCs w:val="false"/>
-          <w:color w:val="FF0000"/>
-          <w:sz w:val="21"/>
-          <w:szCs w:val="21"/>
-        </w:rPr>
-        <w:t xml:space="preserve">★ここに手描きの図を挿入（この行は提出前に削除する）★</w:t>
-      </w:r>
-    </w:p>
-    <w:p>
-      <w:pPr>
-        <w:spacing w:after="80" w:before="0" w:line="240" w:lineRule="auto"/>
+        <w:drawing>
+          <wp:inline distT="0" distB="0" distL="0" distR="0">
+            <wp:extent cx="3962400" cy="3600450"/>
+            <wp:effectExtent t="0" r="0" b="0" l="0"/>
+            <wp:docPr id="1" name="" descr="" title=""/>
+            <wp:cNvGraphicFramePr>
+              <a:graphicFrameLocks xmlns:a="http://schemas.openxmlformats.org/drawingml/2006/main" noChangeAspect="1"/>
+            </wp:cNvGraphicFramePr>
+            <a:graphic xmlns:a="http://schemas.openxmlformats.org/drawingml/2006/main">
+              <a:graphicData uri="http://schemas.openxmlformats.org/drawingml/2006/picture">
+                <pic:pic xmlns:pic="http://schemas.openxmlformats.org/drawingml/2006/picture">
+                  <pic:nvPicPr>
+                    <pic:cNvPr id="0" name="" descr=""/>
+                    <pic:cNvPicPr>
+                      <a:picLocks noChangeAspect="1" noChangeArrowheads="1"/>
+                    </pic:cNvPicPr>
+                  </pic:nvPicPr>
+                  <pic:blipFill>
+                    <a:blip r:embed="rId7" cstate="none"/>
+                    <a:srcRect/>
+                    <a:stretch>
+                      <a:fillRect/>
+                    </a:stretch>
+                  </pic:blipFill>
+                  <pic:spPr bwMode="auto">
+                    <a:xfrm>
+                      <a:off x="0" y="0"/>
+                      <a:ext cx="3962400" cy="3600450"/>
+                    </a:xfrm>
+                    <a:prstGeom prst="rect">
+                      <a:avLst/>
+                    </a:prstGeom>
+                  </pic:spPr>
+                </pic:pic>
+              </a:graphicData>
+            </a:graphic>
+          </wp:inline>
+        </w:drawing>
+      </w:r>
+    </w:p>
+    <w:p>
+      <w:pPr>
+        <w:spacing w:after="120" w:before="0" w:line="240" w:lineRule="auto"/>
         <w:jc w:val="center"/>
       </w:pPr>
       <w:r>
@@ -1158,26 +1185,53 @@
     </w:p>
     <w:p>
       <w:pPr>
-        <w:spacing w:after="0" w:before="60" w:line="240" w:lineRule="auto"/>
+        <w:spacing w:after="0" w:before="120" w:line="240" w:lineRule="auto"/>
         <w:jc w:val="center"/>
       </w:pPr>
       <w:r>
-        <w:rPr>
-          <w:rFonts w:ascii="游明朝" w:cs="游明朝" w:eastAsia="游明朝" w:hAnsi="游明朝"/>
-          <w:b/>
-          <w:bCs/>
-          <w:i w:val="false"/>
-          <w:iCs w:val="false"/>
-          <w:color w:val="FF0000"/>
-          <w:sz w:val="21"/>
-          <w:szCs w:val="21"/>
-        </w:rPr>
-        <w:t xml:space="preserve">★ここに手描きの図を挿入（この行は提出前に削除する）★</w:t>
-      </w:r>
-    </w:p>
-    <w:p>
-      <w:pPr>
-        <w:spacing w:after="80" w:before="0" w:line="240" w:lineRule="auto"/>
+        <w:drawing>
+          <wp:inline distT="0" distB="0" distL="0" distR="0">
+            <wp:extent cx="3238500" cy="3495675"/>
+            <wp:effectExtent t="0" r="0" b="0" l="0"/>
+            <wp:docPr id="1" name="" descr="" title=""/>
+            <wp:cNvGraphicFramePr>
+              <a:graphicFrameLocks xmlns:a="http://schemas.openxmlformats.org/drawingml/2006/main" noChangeAspect="1"/>
+            </wp:cNvGraphicFramePr>
+            <a:graphic xmlns:a="http://schemas.openxmlformats.org/drawingml/2006/main">
+              <a:graphicData uri="http://schemas.openxmlformats.org/drawingml/2006/picture">
+                <pic:pic xmlns:pic="http://schemas.openxmlformats.org/drawingml/2006/picture">
+                  <pic:nvPicPr>
+                    <pic:cNvPr id="0" name="" descr=""/>
+                    <pic:cNvPicPr>
+                      <a:picLocks noChangeAspect="1" noChangeArrowheads="1"/>
+                    </pic:cNvPicPr>
+                  </pic:nvPicPr>
+                  <pic:blipFill>
+                    <a:blip r:embed="rId8" cstate="none"/>
+                    <a:srcRect/>
+                    <a:stretch>
+                      <a:fillRect/>
+                    </a:stretch>
+                  </pic:blipFill>
+                  <pic:spPr bwMode="auto">
+                    <a:xfrm>
+                      <a:off x="0" y="0"/>
+                      <a:ext cx="3238500" cy="3495675"/>
+                    </a:xfrm>
+                    <a:prstGeom prst="rect">
+                      <a:avLst/>
+                    </a:prstGeom>
+                  </pic:spPr>
+                </pic:pic>
+              </a:graphicData>
+            </a:graphic>
+          </wp:inline>
+        </w:drawing>
+      </w:r>
+    </w:p>
+    <w:p>
+      <w:pPr>
+        <w:spacing w:after="120" w:before="0" w:line="240" w:lineRule="auto"/>
         <w:jc w:val="center"/>
       </w:pPr>
       <w:r>
@@ -1850,26 +1904,53 @@
     </w:p>
     <w:p>
       <w:pPr>
-        <w:spacing w:after="0" w:before="60" w:line="240" w:lineRule="auto"/>
+        <w:spacing w:after="0" w:before="120" w:line="240" w:lineRule="auto"/>
         <w:jc w:val="center"/>
       </w:pPr>
       <w:r>
-        <w:rPr>
-          <w:rFonts w:ascii="游明朝" w:cs="游明朝" w:eastAsia="游明朝" w:hAnsi="游明朝"/>
-          <w:b/>
-          <w:bCs/>
-          <w:i w:val="false"/>
-          <w:iCs w:val="false"/>
-          <w:color w:val="FF0000"/>
-          <w:sz w:val="21"/>
-          <w:szCs w:val="21"/>
-        </w:rPr>
-        <w:t xml:space="preserve">★ここに手描きの図を挿入（この行は提出前に削除する）★</w:t>
-      </w:r>
-    </w:p>
-    <w:p>
-      <w:pPr>
-        <w:spacing w:after="80" w:before="0" w:line="240" w:lineRule="auto"/>
+        <w:drawing>
+          <wp:inline distT="0" distB="0" distL="0" distR="0">
+            <wp:extent cx="5581650" cy="3781425"/>
+            <wp:effectExtent t="0" r="0" b="0" l="0"/>
+            <wp:docPr id="1" name="" descr="" title=""/>
+            <wp:cNvGraphicFramePr>
+              <a:graphicFrameLocks xmlns:a="http://schemas.openxmlformats.org/drawingml/2006/main" noChangeAspect="1"/>
+            </wp:cNvGraphicFramePr>
+            <a:graphic xmlns:a="http://schemas.openxmlformats.org/drawingml/2006/main">
+              <a:graphicData uri="http://schemas.openxmlformats.org/drawingml/2006/picture">
+                <pic:pic xmlns:pic="http://schemas.openxmlformats.org/drawingml/2006/picture">
+                  <pic:nvPicPr>
+                    <pic:cNvPr id="0" name="" descr=""/>
+                    <pic:cNvPicPr>
+                      <a:picLocks noChangeAspect="1" noChangeArrowheads="1"/>
+                    </pic:cNvPicPr>
+                  </pic:nvPicPr>
+                  <pic:blipFill>
+                    <a:blip r:embed="rId9" cstate="none"/>
+                    <a:srcRect/>
+                    <a:stretch>
+                      <a:fillRect/>
+                    </a:stretch>
+                  </pic:blipFill>
+                  <pic:spPr bwMode="auto">
+                    <a:xfrm>
+                      <a:off x="0" y="0"/>
+                      <a:ext cx="5581650" cy="3781425"/>
+                    </a:xfrm>
+                    <a:prstGeom prst="rect">
+                      <a:avLst/>
+                    </a:prstGeom>
+                  </pic:spPr>
+                </pic:pic>
+              </a:graphicData>
+            </a:graphic>
+          </wp:inline>
+        </w:drawing>
+      </w:r>
+    </w:p>
+    <w:p>
+      <w:pPr>
+        <w:spacing w:after="120" w:before="0" w:line="240" w:lineRule="auto"/>
         <w:jc w:val="center"/>
       </w:pPr>
       <w:r>
@@ -2423,14 +2504,16 @@
         </w:tblBorders>
       </w:tblPr>
       <w:tblGrid>
-        <w:gridCol w:w="950"/>
-        <w:gridCol w:w="1272"/>
-        <w:gridCol w:w="1050"/>
-        <w:gridCol w:w="1050"/>
-        <w:gridCol w:w="1050"/>
-        <w:gridCol w:w="1050"/>
-        <w:gridCol w:w="1300"/>
-        <w:gridCol w:w="1350"/>
+        <w:gridCol w:w="760"/>
+        <w:gridCol w:w="1000"/>
+        <w:gridCol w:w="870"/>
+        <w:gridCol w:w="870"/>
+        <w:gridCol w:w="870"/>
+        <w:gridCol w:w="830"/>
+        <w:gridCol w:w="830"/>
+        <w:gridCol w:w="830"/>
+        <w:gridCol w:w="1100"/>
+        <w:gridCol w:w="1112"/>
       </w:tblGrid>
       <w:tr>
         <w:trPr>
@@ -2439,8 +2522,7 @@
         </w:trPr>
         <w:tc>
           <w:tcPr>
-            <w:tcW w:type="dxa" w:w="950"/>
-            <w:shd w:fill="F2F2F2" w:color="auto" w:val="clear"/>
+            <w:tcW w:type="dxa" w:w="760"/>
             <w:tcMar>
               <w:top w:type="dxa" w:w="30"/>
               <w:left w:type="dxa" w:w="50"/>
@@ -2469,8 +2551,7 @@
         </w:tc>
         <w:tc>
           <w:tcPr>
-            <w:tcW w:type="dxa" w:w="1272"/>
-            <w:shd w:fill="F2F2F2" w:color="auto" w:val="clear"/>
+            <w:tcW w:type="dxa" w:w="1000"/>
             <w:tcMar>
               <w:top w:type="dxa" w:w="30"/>
               <w:left w:type="dxa" w:w="50"/>
@@ -2493,14 +2574,13 @@
                 <w:sz w:val="21"/>
                 <w:szCs w:val="21"/>
               </w:rPr>
-              <w:t xml:space="preserve">輝線の色</w:t>
-            </w:r>
-          </w:p>
-        </w:tc>
-        <w:tc>
-          <w:tcPr>
-            <w:tcW w:type="dxa" w:w="1050"/>
-            <w:shd w:fill="F2F2F2" w:color="auto" w:val="clear"/>
+              <w:t xml:space="preserve">色</w:t>
+            </w:r>
+          </w:p>
+        </w:tc>
+        <w:tc>
+          <w:tcPr>
+            <w:tcW w:type="dxa" w:w="870"/>
             <w:tcMar>
               <w:top w:type="dxa" w:w="30"/>
               <w:left w:type="dxa" w:w="50"/>
@@ -2523,14 +2603,13 @@
                 <w:sz w:val="21"/>
                 <w:szCs w:val="21"/>
               </w:rPr>
-              <w:t xml:space="preserve">x1 [mm]</w:t>
-            </w:r>
-          </w:p>
-        </w:tc>
-        <w:tc>
-          <w:tcPr>
-            <w:tcW w:type="dxa" w:w="1050"/>
-            <w:shd w:fill="F2F2F2" w:color="auto" w:val="clear"/>
+              <w:t xml:space="preserve">x1 左 [mm]</w:t>
+            </w:r>
+          </w:p>
+        </w:tc>
+        <w:tc>
+          <w:tcPr>
+            <w:tcW w:type="dxa" w:w="870"/>
             <w:tcMar>
               <w:top w:type="dxa" w:w="30"/>
               <w:left w:type="dxa" w:w="50"/>
@@ -2553,14 +2632,13 @@
                 <w:sz w:val="21"/>
                 <w:szCs w:val="21"/>
               </w:rPr>
-              <w:t xml:space="preserve">x [mm]</w:t>
-            </w:r>
-          </w:p>
-        </w:tc>
-        <w:tc>
-          <w:tcPr>
-            <w:tcW w:type="dxa" w:w="1050"/>
-            <w:shd w:fill="F2F2F2" w:color="auto" w:val="clear"/>
+              <w:t xml:space="preserve">x1 中 [mm]</w:t>
+            </w:r>
+          </w:p>
+        </w:tc>
+        <w:tc>
+          <w:tcPr>
+            <w:tcW w:type="dxa" w:w="870"/>
             <w:tcMar>
               <w:top w:type="dxa" w:w="30"/>
               <w:left w:type="dxa" w:w="50"/>
@@ -2583,14 +2661,13 @@
                 <w:sz w:val="21"/>
                 <w:szCs w:val="21"/>
               </w:rPr>
-              <w:t xml:space="preserve">θ [deg]</w:t>
-            </w:r>
-          </w:p>
-        </w:tc>
-        <w:tc>
-          <w:tcPr>
-            <w:tcW w:type="dxa" w:w="1050"/>
-            <w:shd w:fill="F2F2F2" w:color="auto" w:val="clear"/>
+              <w:t xml:space="preserve">x1 右 [mm]</w:t>
+            </w:r>
+          </w:p>
+        </w:tc>
+        <w:tc>
+          <w:tcPr>
+            <w:tcW w:type="dxa" w:w="830"/>
             <w:tcMar>
               <w:top w:type="dxa" w:w="30"/>
               <w:left w:type="dxa" w:w="50"/>
@@ -2613,14 +2690,13 @@
                 <w:sz w:val="21"/>
                 <w:szCs w:val="21"/>
               </w:rPr>
-              <w:t xml:space="preserve">λ [nm]</w:t>
-            </w:r>
-          </w:p>
-        </w:tc>
-        <w:tc>
-          <w:tcPr>
-            <w:tcW w:type="dxa" w:w="1300"/>
-            <w:shd w:fill="F2F2F2" w:color="auto" w:val="clear"/>
+              <w:t xml:space="preserve">x [mm]</w:t>
+            </w:r>
+          </w:p>
+        </w:tc>
+        <w:tc>
+          <w:tcPr>
+            <w:tcW w:type="dxa" w:w="830"/>
             <w:tcMar>
               <w:top w:type="dxa" w:w="30"/>
               <w:left w:type="dxa" w:w="50"/>
@@ -2643,14 +2719,71 @@
                 <w:sz w:val="21"/>
                 <w:szCs w:val="21"/>
               </w:rPr>
+              <w:t xml:space="preserve">θ [deg]</w:t>
+            </w:r>
+          </w:p>
+        </w:tc>
+        <w:tc>
+          <w:tcPr>
+            <w:tcW w:type="dxa" w:w="830"/>
+            <w:tcMar>
+              <w:top w:type="dxa" w:w="30"/>
+              <w:left w:type="dxa" w:w="50"/>
+              <w:bottom w:type="dxa" w:w="30"/>
+              <w:right w:type="dxa" w:w="50"/>
+            </w:tcMar>
+          </w:tcPr>
+          <w:p>
+            <w:pPr>
+              <w:spacing w:after="0" w:before="0" w:line="240" w:lineRule="auto"/>
+              <w:jc w:val="center"/>
+            </w:pPr>
+            <w:r>
+              <w:rPr>
+                <w:rFonts w:ascii="游明朝" w:cs="游明朝" w:eastAsia="游明朝" w:hAnsi="游明朝"/>
+                <w:b/>
+                <w:bCs/>
+                <w:i w:val="false"/>
+                <w:iCs w:val="false"/>
+                <w:sz w:val="21"/>
+                <w:szCs w:val="21"/>
+              </w:rPr>
+              <w:t xml:space="preserve">λ [nm]</w:t>
+            </w:r>
+          </w:p>
+        </w:tc>
+        <w:tc>
+          <w:tcPr>
+            <w:tcW w:type="dxa" w:w="1100"/>
+            <w:tcMar>
+              <w:top w:type="dxa" w:w="30"/>
+              <w:left w:type="dxa" w:w="50"/>
+              <w:bottom w:type="dxa" w:w="30"/>
+              <w:right w:type="dxa" w:w="50"/>
+            </w:tcMar>
+          </w:tcPr>
+          <w:p>
+            <w:pPr>
+              <w:spacing w:after="0" w:before="0" w:line="240" w:lineRule="auto"/>
+              <w:jc w:val="center"/>
+            </w:pPr>
+            <w:r>
+              <w:rPr>
+                <w:rFonts w:ascii="游明朝" w:cs="游明朝" w:eastAsia="游明朝" w:hAnsi="游明朝"/>
+                <w:b/>
+                <w:bCs/>
+                <w:i w:val="false"/>
+                <w:iCs w:val="false"/>
+                <w:sz w:val="21"/>
+                <w:szCs w:val="21"/>
+              </w:rPr>
               <w:t xml:space="preserve">文献値 [nm]</w:t>
             </w:r>
           </w:p>
         </w:tc>
         <w:tc>
           <w:tcPr>
-            <w:tcW w:type="dxa" w:w="1350"/>
-            <w:shd w:fill="F2F2F2" w:color="auto" w:val="clear"/>
+            <w:tcW w:type="dxa" w:w="1112"/>
             <w:tcMar>
               <w:top w:type="dxa" w:w="30"/>
               <w:left w:type="dxa" w:w="50"/>
@@ -2684,7 +2817,7 @@
         </w:trPr>
         <w:tc>
           <w:tcPr>
-            <w:tcW w:type="dxa" w:w="950"/>
+            <w:tcW w:type="dxa" w:w="760"/>
             <w:tcMar>
               <w:top w:type="dxa" w:w="30"/>
               <w:left w:type="dxa" w:w="50"/>
@@ -2713,7 +2846,7 @@
         </w:tc>
         <w:tc>
           <w:tcPr>
-            <w:tcW w:type="dxa" w:w="1272"/>
+            <w:tcW w:type="dxa" w:w="1000"/>
             <w:tcMar>
               <w:top w:type="dxa" w:w="30"/>
               <w:left w:type="dxa" w:w="50"/>
@@ -2742,7 +2875,36 @@
         </w:tc>
         <w:tc>
           <w:tcPr>
-            <w:tcW w:type="dxa" w:w="1050"/>
+            <w:tcW w:type="dxa" w:w="870"/>
+            <w:tcMar>
+              <w:top w:type="dxa" w:w="30"/>
+              <w:left w:type="dxa" w:w="50"/>
+              <w:bottom w:type="dxa" w:w="30"/>
+              <w:right w:type="dxa" w:w="50"/>
+            </w:tcMar>
+          </w:tcPr>
+          <w:p>
+            <w:pPr>
+              <w:spacing w:after="0" w:before="0" w:line="240" w:lineRule="auto"/>
+              <w:jc w:val="center"/>
+            </w:pPr>
+            <w:r>
+              <w:rPr>
+                <w:rFonts w:ascii="游明朝" w:cs="游明朝" w:eastAsia="游明朝" w:hAnsi="游明朝"/>
+                <w:b w:val="false"/>
+                <w:bCs w:val="false"/>
+                <w:i w:val="false"/>
+                <w:iCs w:val="false"/>
+                <w:sz w:val="21"/>
+                <w:szCs w:val="21"/>
+              </w:rPr>
+              <w:t xml:space="preserve">95.0</w:t>
+            </w:r>
+          </w:p>
+        </w:tc>
+        <w:tc>
+          <w:tcPr>
+            <w:tcW w:type="dxa" w:w="870"/>
             <w:tcMar>
               <w:top w:type="dxa" w:w="30"/>
               <w:left w:type="dxa" w:w="50"/>
@@ -2771,7 +2933,36 @@
         </w:tc>
         <w:tc>
           <w:tcPr>
-            <w:tcW w:type="dxa" w:w="1050"/>
+            <w:tcW w:type="dxa" w:w="870"/>
+            <w:tcMar>
+              <w:top w:type="dxa" w:w="30"/>
+              <w:left w:type="dxa" w:w="50"/>
+              <w:bottom w:type="dxa" w:w="30"/>
+              <w:right w:type="dxa" w:w="50"/>
+            </w:tcMar>
+          </w:tcPr>
+          <w:p>
+            <w:pPr>
+              <w:spacing w:after="0" w:before="0" w:line="240" w:lineRule="auto"/>
+              <w:jc w:val="center"/>
+            </w:pPr>
+            <w:r>
+              <w:rPr>
+                <w:rFonts w:ascii="游明朝" w:cs="游明朝" w:eastAsia="游明朝" w:hAnsi="游明朝"/>
+                <w:b w:val="false"/>
+                <w:bCs w:val="false"/>
+                <w:i w:val="false"/>
+                <w:iCs w:val="false"/>
+                <w:sz w:val="21"/>
+                <w:szCs w:val="21"/>
+              </w:rPr>
+              <w:t xml:space="preserve">99.0</w:t>
+            </w:r>
+          </w:p>
+        </w:tc>
+        <w:tc>
+          <w:tcPr>
+            <w:tcW w:type="dxa" w:w="830"/>
             <w:tcMar>
               <w:top w:type="dxa" w:w="30"/>
               <w:left w:type="dxa" w:w="50"/>
@@ -2800,7 +2991,7 @@
         </w:tc>
         <w:tc>
           <w:tcPr>
-            <w:tcW w:type="dxa" w:w="1050"/>
+            <w:tcW w:type="dxa" w:w="830"/>
             <w:tcMar>
               <w:top w:type="dxa" w:w="30"/>
               <w:left w:type="dxa" w:w="50"/>
@@ -2829,7 +3020,7 @@
         </w:tc>
         <w:tc>
           <w:tcPr>
-            <w:tcW w:type="dxa" w:w="1050"/>
+            <w:tcW w:type="dxa" w:w="830"/>
             <w:tcMar>
               <w:top w:type="dxa" w:w="30"/>
               <w:left w:type="dxa" w:w="50"/>
@@ -2858,7 +3049,7 @@
         </w:tc>
         <w:tc>
           <w:tcPr>
-            <w:tcW w:type="dxa" w:w="1300"/>
+            <w:tcW w:type="dxa" w:w="1100"/>
             <w:tcMar>
               <w:top w:type="dxa" w:w="30"/>
               <w:left w:type="dxa" w:w="50"/>
@@ -2887,7 +3078,7 @@
         </w:tc>
         <w:tc>
           <w:tcPr>
-            <w:tcW w:type="dxa" w:w="1350"/>
+            <w:tcW w:type="dxa" w:w="1112"/>
             <w:tcMar>
               <w:top w:type="dxa" w:w="30"/>
               <w:left w:type="dxa" w:w="50"/>
@@ -2921,7 +3112,7 @@
         </w:trPr>
         <w:tc>
           <w:tcPr>
-            <w:tcW w:type="dxa" w:w="950"/>
+            <w:tcW w:type="dxa" w:w="760"/>
             <w:tcMar>
               <w:top w:type="dxa" w:w="30"/>
               <w:left w:type="dxa" w:w="50"/>
@@ -2950,7 +3141,7 @@
         </w:tc>
         <w:tc>
           <w:tcPr>
-            <w:tcW w:type="dxa" w:w="1272"/>
+            <w:tcW w:type="dxa" w:w="1000"/>
             <w:tcMar>
               <w:top w:type="dxa" w:w="30"/>
               <w:left w:type="dxa" w:w="50"/>
@@ -2979,7 +3170,36 @@
         </w:tc>
         <w:tc>
           <w:tcPr>
-            <w:tcW w:type="dxa" w:w="1050"/>
+            <w:tcW w:type="dxa" w:w="870"/>
+            <w:tcMar>
+              <w:top w:type="dxa" w:w="30"/>
+              <w:left w:type="dxa" w:w="50"/>
+              <w:bottom w:type="dxa" w:w="30"/>
+              <w:right w:type="dxa" w:w="50"/>
+            </w:tcMar>
+          </w:tcPr>
+          <w:p>
+            <w:pPr>
+              <w:spacing w:after="0" w:before="0" w:line="240" w:lineRule="auto"/>
+              <w:jc w:val="center"/>
+            </w:pPr>
+            <w:r>
+              <w:rPr>
+                <w:rFonts w:ascii="游明朝" w:cs="游明朝" w:eastAsia="游明朝" w:hAnsi="游明朝"/>
+                <w:b w:val="false"/>
+                <w:bCs w:val="false"/>
+                <w:i w:val="false"/>
+                <w:iCs w:val="false"/>
+                <w:sz w:val="21"/>
+                <w:szCs w:val="21"/>
+              </w:rPr>
+              <w:t xml:space="preserve">87.5</w:t>
+            </w:r>
+          </w:p>
+        </w:tc>
+        <w:tc>
+          <w:tcPr>
+            <w:tcW w:type="dxa" w:w="870"/>
             <w:tcMar>
               <w:top w:type="dxa" w:w="30"/>
               <w:left w:type="dxa" w:w="50"/>
@@ -3008,7 +3228,36 @@
         </w:tc>
         <w:tc>
           <w:tcPr>
-            <w:tcW w:type="dxa" w:w="1050"/>
+            <w:tcW w:type="dxa" w:w="870"/>
+            <w:tcMar>
+              <w:top w:type="dxa" w:w="30"/>
+              <w:left w:type="dxa" w:w="50"/>
+              <w:bottom w:type="dxa" w:w="30"/>
+              <w:right w:type="dxa" w:w="50"/>
+            </w:tcMar>
+          </w:tcPr>
+          <w:p>
+            <w:pPr>
+              <w:spacing w:after="0" w:before="0" w:line="240" w:lineRule="auto"/>
+              <w:jc w:val="center"/>
+            </w:pPr>
+            <w:r>
+              <w:rPr>
+                <w:rFonts w:ascii="游明朝" w:cs="游明朝" w:eastAsia="游明朝" w:hAnsi="游明朝"/>
+                <w:b w:val="false"/>
+                <w:bCs w:val="false"/>
+                <w:i w:val="false"/>
+                <w:iCs w:val="false"/>
+                <w:sz w:val="21"/>
+                <w:szCs w:val="21"/>
+              </w:rPr>
+              <w:t xml:space="preserve">90.9</w:t>
+            </w:r>
+          </w:p>
+        </w:tc>
+        <w:tc>
+          <w:tcPr>
+            <w:tcW w:type="dxa" w:w="830"/>
             <w:tcMar>
               <w:top w:type="dxa" w:w="30"/>
               <w:left w:type="dxa" w:w="50"/>
@@ -3037,7 +3286,7 @@
         </w:tc>
         <w:tc>
           <w:tcPr>
-            <w:tcW w:type="dxa" w:w="1050"/>
+            <w:tcW w:type="dxa" w:w="830"/>
             <w:tcMar>
               <w:top w:type="dxa" w:w="30"/>
               <w:left w:type="dxa" w:w="50"/>
@@ -3066,7 +3315,7 @@
         </w:tc>
         <w:tc>
           <w:tcPr>
-            <w:tcW w:type="dxa" w:w="1050"/>
+            <w:tcW w:type="dxa" w:w="830"/>
             <w:tcMar>
               <w:top w:type="dxa" w:w="30"/>
               <w:left w:type="dxa" w:w="50"/>
@@ -3095,7 +3344,7 @@
         </w:tc>
         <w:tc>
           <w:tcPr>
-            <w:tcW w:type="dxa" w:w="1300"/>
+            <w:tcW w:type="dxa" w:w="1100"/>
             <w:tcMar>
               <w:top w:type="dxa" w:w="30"/>
               <w:left w:type="dxa" w:w="50"/>
@@ -3124,7 +3373,7 @@
         </w:tc>
         <w:tc>
           <w:tcPr>
-            <w:tcW w:type="dxa" w:w="1350"/>
+            <w:tcW w:type="dxa" w:w="1112"/>
             <w:tcMar>
               <w:top w:type="dxa" w:w="30"/>
               <w:left w:type="dxa" w:w="50"/>
@@ -3158,7 +3407,7 @@
         </w:trPr>
         <w:tc>
           <w:tcPr>
-            <w:tcW w:type="dxa" w:w="950"/>
+            <w:tcW w:type="dxa" w:w="760"/>
             <w:tcMar>
               <w:top w:type="dxa" w:w="30"/>
               <w:left w:type="dxa" w:w="50"/>
@@ -3187,7 +3436,7 @@
         </w:tc>
         <w:tc>
           <w:tcPr>
-            <w:tcW w:type="dxa" w:w="1272"/>
+            <w:tcW w:type="dxa" w:w="1000"/>
             <w:tcMar>
               <w:top w:type="dxa" w:w="30"/>
               <w:left w:type="dxa" w:w="50"/>
@@ -3216,7 +3465,36 @@
         </w:tc>
         <w:tc>
           <w:tcPr>
-            <w:tcW w:type="dxa" w:w="1050"/>
+            <w:tcW w:type="dxa" w:w="870"/>
+            <w:tcMar>
+              <w:top w:type="dxa" w:w="30"/>
+              <w:left w:type="dxa" w:w="50"/>
+              <w:bottom w:type="dxa" w:w="30"/>
+              <w:right w:type="dxa" w:w="50"/>
+            </w:tcMar>
+          </w:tcPr>
+          <w:p>
+            <w:pPr>
+              <w:spacing w:after="0" w:before="0" w:line="240" w:lineRule="auto"/>
+              <w:jc w:val="center"/>
+            </w:pPr>
+            <w:r>
+              <w:rPr>
+                <w:rFonts w:ascii="游明朝" w:cs="游明朝" w:eastAsia="游明朝" w:hAnsi="游明朝"/>
+                <w:b w:val="false"/>
+                <w:bCs w:val="false"/>
+                <w:i w:val="false"/>
+                <w:iCs w:val="false"/>
+                <w:sz w:val="21"/>
+                <w:szCs w:val="21"/>
+              </w:rPr>
+              <w:t xml:space="preserve">74.2</w:t>
+            </w:r>
+          </w:p>
+        </w:tc>
+        <w:tc>
+          <w:tcPr>
+            <w:tcW w:type="dxa" w:w="870"/>
             <w:tcMar>
               <w:top w:type="dxa" w:w="30"/>
               <w:left w:type="dxa" w:w="50"/>
@@ -3245,7 +3523,36 @@
         </w:tc>
         <w:tc>
           <w:tcPr>
-            <w:tcW w:type="dxa" w:w="1050"/>
+            <w:tcW w:type="dxa" w:w="870"/>
+            <w:tcMar>
+              <w:top w:type="dxa" w:w="30"/>
+              <w:left w:type="dxa" w:w="50"/>
+              <w:bottom w:type="dxa" w:w="30"/>
+              <w:right w:type="dxa" w:w="50"/>
+            </w:tcMar>
+          </w:tcPr>
+          <w:p>
+            <w:pPr>
+              <w:spacing w:after="0" w:before="0" w:line="240" w:lineRule="auto"/>
+              <w:jc w:val="center"/>
+            </w:pPr>
+            <w:r>
+              <w:rPr>
+                <w:rFonts w:ascii="游明朝" w:cs="游明朝" w:eastAsia="游明朝" w:hAnsi="游明朝"/>
+                <w:b w:val="false"/>
+                <w:bCs w:val="false"/>
+                <w:i w:val="false"/>
+                <w:iCs w:val="false"/>
+                <w:sz w:val="21"/>
+                <w:szCs w:val="21"/>
+              </w:rPr>
+              <w:t xml:space="preserve">77.0</w:t>
+            </w:r>
+          </w:p>
+        </w:tc>
+        <w:tc>
+          <w:tcPr>
+            <w:tcW w:type="dxa" w:w="830"/>
             <w:tcMar>
               <w:top w:type="dxa" w:w="30"/>
               <w:left w:type="dxa" w:w="50"/>
@@ -3274,7 +3581,7 @@
         </w:tc>
         <w:tc>
           <w:tcPr>
-            <w:tcW w:type="dxa" w:w="1050"/>
+            <w:tcW w:type="dxa" w:w="830"/>
             <w:tcMar>
               <w:top w:type="dxa" w:w="30"/>
               <w:left w:type="dxa" w:w="50"/>
@@ -3303,7 +3610,7 @@
         </w:tc>
         <w:tc>
           <w:tcPr>
-            <w:tcW w:type="dxa" w:w="1050"/>
+            <w:tcW w:type="dxa" w:w="830"/>
             <w:tcMar>
               <w:top w:type="dxa" w:w="30"/>
               <w:left w:type="dxa" w:w="50"/>
@@ -3332,7 +3639,7 @@
         </w:tc>
         <w:tc>
           <w:tcPr>
-            <w:tcW w:type="dxa" w:w="1300"/>
+            <w:tcW w:type="dxa" w:w="1100"/>
             <w:tcMar>
               <w:top w:type="dxa" w:w="30"/>
               <w:left w:type="dxa" w:w="50"/>
@@ -3361,7 +3668,7 @@
         </w:tc>
         <w:tc>
           <w:tcPr>
-            <w:tcW w:type="dxa" w:w="1350"/>
+            <w:tcW w:type="dxa" w:w="1112"/>
             <w:tcMar>
               <w:top w:type="dxa" w:w="30"/>
               <w:left w:type="dxa" w:w="50"/>
@@ -3395,7 +3702,7 @@
         </w:trPr>
         <w:tc>
           <w:tcPr>
-            <w:tcW w:type="dxa" w:w="950"/>
+            <w:tcW w:type="dxa" w:w="760"/>
             <w:tcMar>
               <w:top w:type="dxa" w:w="30"/>
               <w:left w:type="dxa" w:w="50"/>
@@ -3424,7 +3731,7 @@
         </w:tc>
         <w:tc>
           <w:tcPr>
-            <w:tcW w:type="dxa" w:w="1272"/>
+            <w:tcW w:type="dxa" w:w="1000"/>
             <w:tcMar>
               <w:top w:type="dxa" w:w="30"/>
               <w:left w:type="dxa" w:w="50"/>
@@ -3453,7 +3760,36 @@
         </w:tc>
         <w:tc>
           <w:tcPr>
-            <w:tcW w:type="dxa" w:w="1050"/>
+            <w:tcW w:type="dxa" w:w="870"/>
+            <w:tcMar>
+              <w:top w:type="dxa" w:w="30"/>
+              <w:left w:type="dxa" w:w="50"/>
+              <w:bottom w:type="dxa" w:w="30"/>
+              <w:right w:type="dxa" w:w="50"/>
+            </w:tcMar>
+          </w:tcPr>
+          <w:p>
+            <w:pPr>
+              <w:spacing w:after="0" w:before="0" w:line="240" w:lineRule="auto"/>
+              <w:jc w:val="center"/>
+            </w:pPr>
+            <w:r>
+              <w:rPr>
+                <w:rFonts w:ascii="游明朝" w:cs="游明朝" w:eastAsia="游明朝" w:hAnsi="游明朝"/>
+                <w:b w:val="false"/>
+                <w:bCs w:val="false"/>
+                <w:i w:val="false"/>
+                <w:iCs w:val="false"/>
+                <w:sz w:val="21"/>
+                <w:szCs w:val="21"/>
+              </w:rPr>
+              <w:t xml:space="preserve">37.1</w:t>
+            </w:r>
+          </w:p>
+        </w:tc>
+        <w:tc>
+          <w:tcPr>
+            <w:tcW w:type="dxa" w:w="870"/>
             <w:tcMar>
               <w:top w:type="dxa" w:w="30"/>
               <w:left w:type="dxa" w:w="50"/>
@@ -3482,7 +3818,36 @@
         </w:tc>
         <w:tc>
           <w:tcPr>
-            <w:tcW w:type="dxa" w:w="1050"/>
+            <w:tcW w:type="dxa" w:w="870"/>
+            <w:tcMar>
+              <w:top w:type="dxa" w:w="30"/>
+              <w:left w:type="dxa" w:w="50"/>
+              <w:bottom w:type="dxa" w:w="30"/>
+              <w:right w:type="dxa" w:w="50"/>
+            </w:tcMar>
+          </w:tcPr>
+          <w:p>
+            <w:pPr>
+              <w:spacing w:after="0" w:before="0" w:line="240" w:lineRule="auto"/>
+              <w:jc w:val="center"/>
+            </w:pPr>
+            <w:r>
+              <w:rPr>
+                <w:rFonts w:ascii="游明朝" w:cs="游明朝" w:eastAsia="游明朝" w:hAnsi="游明朝"/>
+                <w:b w:val="false"/>
+                <w:bCs w:val="false"/>
+                <w:i w:val="false"/>
+                <w:iCs w:val="false"/>
+                <w:sz w:val="21"/>
+                <w:szCs w:val="21"/>
+              </w:rPr>
+              <w:t xml:space="preserve">39.2</w:t>
+            </w:r>
+          </w:p>
+        </w:tc>
+        <w:tc>
+          <w:tcPr>
+            <w:tcW w:type="dxa" w:w="830"/>
             <w:tcMar>
               <w:top w:type="dxa" w:w="30"/>
               <w:left w:type="dxa" w:w="50"/>
@@ -3511,7 +3876,7 @@
         </w:tc>
         <w:tc>
           <w:tcPr>
-            <w:tcW w:type="dxa" w:w="1050"/>
+            <w:tcW w:type="dxa" w:w="830"/>
             <w:tcMar>
               <w:top w:type="dxa" w:w="30"/>
               <w:left w:type="dxa" w:w="50"/>
@@ -3540,7 +3905,7 @@
         </w:tc>
         <w:tc>
           <w:tcPr>
-            <w:tcW w:type="dxa" w:w="1050"/>
+            <w:tcW w:type="dxa" w:w="830"/>
             <w:tcMar>
               <w:top w:type="dxa" w:w="30"/>
               <w:left w:type="dxa" w:w="50"/>
@@ -3569,7 +3934,7 @@
         </w:tc>
         <w:tc>
           <w:tcPr>
-            <w:tcW w:type="dxa" w:w="1300"/>
+            <w:tcW w:type="dxa" w:w="1100"/>
             <w:tcMar>
               <w:top w:type="dxa" w:w="30"/>
               <w:left w:type="dxa" w:w="50"/>
@@ -3598,7 +3963,7 @@
         </w:tc>
         <w:tc>
           <w:tcPr>
-            <w:tcW w:type="dxa" w:w="1350"/>
+            <w:tcW w:type="dxa" w:w="1112"/>
             <w:tcMar>
               <w:top w:type="dxa" w:w="30"/>
               <w:left w:type="dxa" w:w="50"/>
@@ -3632,7 +3997,7 @@
         </w:trPr>
         <w:tc>
           <w:tcPr>
-            <w:tcW w:type="dxa" w:w="950"/>
+            <w:tcW w:type="dxa" w:w="760"/>
             <w:tcMar>
               <w:top w:type="dxa" w:w="30"/>
               <w:left w:type="dxa" w:w="50"/>
@@ -3661,7 +4026,7 @@
         </w:tc>
         <w:tc>
           <w:tcPr>
-            <w:tcW w:type="dxa" w:w="1272"/>
+            <w:tcW w:type="dxa" w:w="1000"/>
             <w:tcMar>
               <w:top w:type="dxa" w:w="30"/>
               <w:left w:type="dxa" w:w="50"/>
@@ -3690,7 +4055,36 @@
         </w:tc>
         <w:tc>
           <w:tcPr>
-            <w:tcW w:type="dxa" w:w="1050"/>
+            <w:tcW w:type="dxa" w:w="870"/>
+            <w:tcMar>
+              <w:top w:type="dxa" w:w="30"/>
+              <w:left w:type="dxa" w:w="50"/>
+              <w:bottom w:type="dxa" w:w="30"/>
+              <w:right w:type="dxa" w:w="50"/>
+            </w:tcMar>
+          </w:tcPr>
+          <w:p>
+            <w:pPr>
+              <w:spacing w:after="0" w:before="0" w:line="240" w:lineRule="auto"/>
+              <w:jc w:val="center"/>
+            </w:pPr>
+            <w:r>
+              <w:rPr>
+                <w:rFonts w:ascii="游明朝" w:cs="游明朝" w:eastAsia="游明朝" w:hAnsi="游明朝"/>
+                <w:b w:val="false"/>
+                <w:bCs w:val="false"/>
+                <w:i w:val="false"/>
+                <w:iCs w:val="false"/>
+                <w:sz w:val="21"/>
+                <w:szCs w:val="21"/>
+              </w:rPr>
+              <w:t xml:space="preserve">—</w:t>
+            </w:r>
+          </w:p>
+        </w:tc>
+        <w:tc>
+          <w:tcPr>
+            <w:tcW w:type="dxa" w:w="870"/>
             <w:tcMar>
               <w:top w:type="dxa" w:w="30"/>
               <w:left w:type="dxa" w:w="50"/>
@@ -3719,7 +4113,36 @@
         </w:tc>
         <w:tc>
           <w:tcPr>
-            <w:tcW w:type="dxa" w:w="1050"/>
+            <w:tcW w:type="dxa" w:w="870"/>
+            <w:tcMar>
+              <w:top w:type="dxa" w:w="30"/>
+              <w:left w:type="dxa" w:w="50"/>
+              <w:bottom w:type="dxa" w:w="30"/>
+              <w:right w:type="dxa" w:w="50"/>
+            </w:tcMar>
+          </w:tcPr>
+          <w:p>
+            <w:pPr>
+              <w:spacing w:after="0" w:before="0" w:line="240" w:lineRule="auto"/>
+              <w:jc w:val="center"/>
+            </w:pPr>
+            <w:r>
+              <w:rPr>
+                <w:rFonts w:ascii="游明朝" w:cs="游明朝" w:eastAsia="游明朝" w:hAnsi="游明朝"/>
+                <w:b w:val="false"/>
+                <w:bCs w:val="false"/>
+                <w:i w:val="false"/>
+                <w:iCs w:val="false"/>
+                <w:sz w:val="21"/>
+                <w:szCs w:val="21"/>
+              </w:rPr>
+              <w:t xml:space="preserve">—</w:t>
+            </w:r>
+          </w:p>
+        </w:tc>
+        <w:tc>
+          <w:tcPr>
+            <w:tcW w:type="dxa" w:w="830"/>
             <w:tcMar>
               <w:top w:type="dxa" w:w="30"/>
               <w:left w:type="dxa" w:w="50"/>
@@ -3748,7 +4171,7 @@
         </w:tc>
         <w:tc>
           <w:tcPr>
-            <w:tcW w:type="dxa" w:w="1050"/>
+            <w:tcW w:type="dxa" w:w="830"/>
             <w:tcMar>
               <w:top w:type="dxa" w:w="30"/>
               <w:left w:type="dxa" w:w="50"/>
@@ -3777,7 +4200,7 @@
         </w:tc>
         <w:tc>
           <w:tcPr>
-            <w:tcW w:type="dxa" w:w="1050"/>
+            <w:tcW w:type="dxa" w:w="830"/>
             <w:tcMar>
               <w:top w:type="dxa" w:w="30"/>
               <w:left w:type="dxa" w:w="50"/>
@@ -3806,7 +4229,7 @@
         </w:tc>
         <w:tc>
           <w:tcPr>
-            <w:tcW w:type="dxa" w:w="1300"/>
+            <w:tcW w:type="dxa" w:w="1100"/>
             <w:tcMar>
               <w:top w:type="dxa" w:w="30"/>
               <w:left w:type="dxa" w:w="50"/>
@@ -3835,7 +4258,7 @@
         </w:tc>
         <w:tc>
           <w:tcPr>
-            <w:tcW w:type="dxa" w:w="1350"/>
+            <w:tcW w:type="dxa" w:w="1112"/>
             <w:tcMar>
               <w:top w:type="dxa" w:w="30"/>
               <w:left w:type="dxa" w:w="50"/>
@@ -3869,7 +4292,7 @@
         </w:trPr>
         <w:tc>
           <w:tcPr>
-            <w:tcW w:type="dxa" w:w="950"/>
+            <w:tcW w:type="dxa" w:w="760"/>
             <w:tcMar>
               <w:top w:type="dxa" w:w="30"/>
               <w:left w:type="dxa" w:w="50"/>
@@ -3898,7 +4321,7 @@
         </w:tc>
         <w:tc>
           <w:tcPr>
-            <w:tcW w:type="dxa" w:w="1272"/>
+            <w:tcW w:type="dxa" w:w="1000"/>
             <w:tcMar>
               <w:top w:type="dxa" w:w="30"/>
               <w:left w:type="dxa" w:w="50"/>
@@ -3927,7 +4350,36 @@
         </w:tc>
         <w:tc>
           <w:tcPr>
-            <w:tcW w:type="dxa" w:w="1050"/>
+            <w:tcW w:type="dxa" w:w="870"/>
+            <w:tcMar>
+              <w:top w:type="dxa" w:w="30"/>
+              <w:left w:type="dxa" w:w="50"/>
+              <w:bottom w:type="dxa" w:w="30"/>
+              <w:right w:type="dxa" w:w="50"/>
+            </w:tcMar>
+          </w:tcPr>
+          <w:p>
+            <w:pPr>
+              <w:spacing w:after="0" w:before="0" w:line="240" w:lineRule="auto"/>
+              <w:jc w:val="center"/>
+            </w:pPr>
+            <w:r>
+              <w:rPr>
+                <w:rFonts w:ascii="游明朝" w:cs="游明朝" w:eastAsia="游明朝" w:hAnsi="游明朝"/>
+                <w:b w:val="false"/>
+                <w:bCs w:val="false"/>
+                <w:i w:val="false"/>
+                <w:iCs w:val="false"/>
+                <w:sz w:val="21"/>
+                <w:szCs w:val="21"/>
+              </w:rPr>
+              <w:t xml:space="preserve">52.0</w:t>
+            </w:r>
+          </w:p>
+        </w:tc>
+        <w:tc>
+          <w:tcPr>
+            <w:tcW w:type="dxa" w:w="870"/>
             <w:tcMar>
               <w:top w:type="dxa" w:w="30"/>
               <w:left w:type="dxa" w:w="50"/>
@@ -3956,7 +4408,36 @@
         </w:tc>
         <w:tc>
           <w:tcPr>
-            <w:tcW w:type="dxa" w:w="1050"/>
+            <w:tcW w:type="dxa" w:w="870"/>
+            <w:tcMar>
+              <w:top w:type="dxa" w:w="30"/>
+              <w:left w:type="dxa" w:w="50"/>
+              <w:bottom w:type="dxa" w:w="30"/>
+              <w:right w:type="dxa" w:w="50"/>
+            </w:tcMar>
+          </w:tcPr>
+          <w:p>
+            <w:pPr>
+              <w:spacing w:after="0" w:before="0" w:line="240" w:lineRule="auto"/>
+              <w:jc w:val="center"/>
+            </w:pPr>
+            <w:r>
+              <w:rPr>
+                <w:rFonts w:ascii="游明朝" w:cs="游明朝" w:eastAsia="游明朝" w:hAnsi="游明朝"/>
+                <w:b w:val="false"/>
+                <w:bCs w:val="false"/>
+                <w:i w:val="false"/>
+                <w:iCs w:val="false"/>
+                <w:sz w:val="21"/>
+                <w:szCs w:val="21"/>
+              </w:rPr>
+              <w:t xml:space="preserve">57.0</w:t>
+            </w:r>
+          </w:p>
+        </w:tc>
+        <w:tc>
+          <w:tcPr>
+            <w:tcW w:type="dxa" w:w="830"/>
             <w:tcMar>
               <w:top w:type="dxa" w:w="30"/>
               <w:left w:type="dxa" w:w="50"/>
@@ -3985,7 +4466,7 @@
         </w:tc>
         <w:tc>
           <w:tcPr>
-            <w:tcW w:type="dxa" w:w="1050"/>
+            <w:tcW w:type="dxa" w:w="830"/>
             <w:tcMar>
               <w:top w:type="dxa" w:w="30"/>
               <w:left w:type="dxa" w:w="50"/>
@@ -4014,7 +4495,7 @@
         </w:tc>
         <w:tc>
           <w:tcPr>
-            <w:tcW w:type="dxa" w:w="1050"/>
+            <w:tcW w:type="dxa" w:w="830"/>
             <w:tcMar>
               <w:top w:type="dxa" w:w="30"/>
               <w:left w:type="dxa" w:w="50"/>
@@ -4043,7 +4524,7 @@
         </w:tc>
         <w:tc>
           <w:tcPr>
-            <w:tcW w:type="dxa" w:w="1300"/>
+            <w:tcW w:type="dxa" w:w="1100"/>
             <w:tcMar>
               <w:top w:type="dxa" w:w="30"/>
               <w:left w:type="dxa" w:w="50"/>
@@ -4072,7 +4553,7 @@
         </w:tc>
         <w:tc>
           <w:tcPr>
-            <w:tcW w:type="dxa" w:w="1350"/>
+            <w:tcW w:type="dxa" w:w="1112"/>
             <w:tcMar>
               <w:top w:type="dxa" w:w="30"/>
               <w:left w:type="dxa" w:w="50"/>
@@ -4106,7 +4587,7 @@
         </w:trPr>
         <w:tc>
           <w:tcPr>
-            <w:tcW w:type="dxa" w:w="950"/>
+            <w:tcW w:type="dxa" w:w="760"/>
             <w:tcMar>
               <w:top w:type="dxa" w:w="30"/>
               <w:left w:type="dxa" w:w="50"/>
@@ -4135,7 +4616,7 @@
         </w:tc>
         <w:tc>
           <w:tcPr>
-            <w:tcW w:type="dxa" w:w="1272"/>
+            <w:tcW w:type="dxa" w:w="1000"/>
             <w:tcMar>
               <w:top w:type="dxa" w:w="30"/>
               <w:left w:type="dxa" w:w="50"/>
@@ -4164,7 +4645,36 @@
         </w:tc>
         <w:tc>
           <w:tcPr>
-            <w:tcW w:type="dxa" w:w="1050"/>
+            <w:tcW w:type="dxa" w:w="870"/>
+            <w:tcMar>
+              <w:top w:type="dxa" w:w="30"/>
+              <w:left w:type="dxa" w:w="50"/>
+              <w:bottom w:type="dxa" w:w="30"/>
+              <w:right w:type="dxa" w:w="50"/>
+            </w:tcMar>
+          </w:tcPr>
+          <w:p>
+            <w:pPr>
+              <w:spacing w:after="0" w:before="0" w:line="240" w:lineRule="auto"/>
+              <w:jc w:val="center"/>
+            </w:pPr>
+            <w:r>
+              <w:rPr>
+                <w:rFonts w:ascii="游明朝" w:cs="游明朝" w:eastAsia="游明朝" w:hAnsi="游明朝"/>
+                <w:b w:val="false"/>
+                <w:bCs w:val="false"/>
+                <w:i w:val="false"/>
+                <w:iCs w:val="false"/>
+                <w:sz w:val="21"/>
+                <w:szCs w:val="21"/>
+              </w:rPr>
+              <w:t xml:space="preserve">35.5</w:t>
+            </w:r>
+          </w:p>
+        </w:tc>
+        <w:tc>
+          <w:tcPr>
+            <w:tcW w:type="dxa" w:w="870"/>
             <w:tcMar>
               <w:top w:type="dxa" w:w="30"/>
               <w:left w:type="dxa" w:w="50"/>
@@ -4193,7 +4703,36 @@
         </w:tc>
         <w:tc>
           <w:tcPr>
-            <w:tcW w:type="dxa" w:w="1050"/>
+            <w:tcW w:type="dxa" w:w="870"/>
+            <w:tcMar>
+              <w:top w:type="dxa" w:w="30"/>
+              <w:left w:type="dxa" w:w="50"/>
+              <w:bottom w:type="dxa" w:w="30"/>
+              <w:right w:type="dxa" w:w="50"/>
+            </w:tcMar>
+          </w:tcPr>
+          <w:p>
+            <w:pPr>
+              <w:spacing w:after="0" w:before="0" w:line="240" w:lineRule="auto"/>
+              <w:jc w:val="center"/>
+            </w:pPr>
+            <w:r>
+              <w:rPr>
+                <w:rFonts w:ascii="游明朝" w:cs="游明朝" w:eastAsia="游明朝" w:hAnsi="游明朝"/>
+                <w:b w:val="false"/>
+                <w:bCs w:val="false"/>
+                <w:i w:val="false"/>
+                <w:iCs w:val="false"/>
+                <w:sz w:val="21"/>
+                <w:szCs w:val="21"/>
+              </w:rPr>
+              <w:t xml:space="preserve">40.5</w:t>
+            </w:r>
+          </w:p>
+        </w:tc>
+        <w:tc>
+          <w:tcPr>
+            <w:tcW w:type="dxa" w:w="830"/>
             <w:tcMar>
               <w:top w:type="dxa" w:w="30"/>
               <w:left w:type="dxa" w:w="50"/>
@@ -4222,7 +4761,7 @@
         </w:tc>
         <w:tc>
           <w:tcPr>
-            <w:tcW w:type="dxa" w:w="1050"/>
+            <w:tcW w:type="dxa" w:w="830"/>
             <w:tcMar>
               <w:top w:type="dxa" w:w="30"/>
               <w:left w:type="dxa" w:w="50"/>
@@ -4251,7 +4790,7 @@
         </w:tc>
         <w:tc>
           <w:tcPr>
-            <w:tcW w:type="dxa" w:w="1050"/>
+            <w:tcW w:type="dxa" w:w="830"/>
             <w:tcMar>
               <w:top w:type="dxa" w:w="30"/>
               <w:left w:type="dxa" w:w="50"/>
@@ -4280,7 +4819,7 @@
         </w:tc>
         <w:tc>
           <w:tcPr>
-            <w:tcW w:type="dxa" w:w="1300"/>
+            <w:tcW w:type="dxa" w:w="1100"/>
             <w:tcMar>
               <w:top w:type="dxa" w:w="30"/>
               <w:left w:type="dxa" w:w="50"/>
@@ -4309,7 +4848,7 @@
         </w:tc>
         <w:tc>
           <w:tcPr>
-            <w:tcW w:type="dxa" w:w="1350"/>
+            <w:tcW w:type="dxa" w:w="1112"/>
             <w:tcMar>
               <w:top w:type="dxa" w:w="30"/>
               <w:left w:type="dxa" w:w="50"/>
@@ -4343,7 +4882,7 @@
         </w:trPr>
         <w:tc>
           <w:tcPr>
-            <w:tcW w:type="dxa" w:w="950"/>
+            <w:tcW w:type="dxa" w:w="760"/>
             <w:tcMar>
               <w:top w:type="dxa" w:w="30"/>
               <w:left w:type="dxa" w:w="50"/>
@@ -4372,7 +4911,7 @@
         </w:tc>
         <w:tc>
           <w:tcPr>
-            <w:tcW w:type="dxa" w:w="1272"/>
+            <w:tcW w:type="dxa" w:w="1000"/>
             <w:tcMar>
               <w:top w:type="dxa" w:w="30"/>
               <w:left w:type="dxa" w:w="50"/>
@@ -4401,7 +4940,7 @@
         </w:tc>
         <w:tc>
           <w:tcPr>
-            <w:tcW w:type="dxa" w:w="1050"/>
+            <w:tcW w:type="dxa" w:w="870"/>
             <w:tcMar>
               <w:top w:type="dxa" w:w="30"/>
               <w:left w:type="dxa" w:w="50"/>
@@ -4430,7 +4969,65 @@
         </w:tc>
         <w:tc>
           <w:tcPr>
-            <w:tcW w:type="dxa" w:w="1050"/>
+            <w:tcW w:type="dxa" w:w="870"/>
+            <w:tcMar>
+              <w:top w:type="dxa" w:w="30"/>
+              <w:left w:type="dxa" w:w="50"/>
+              <w:bottom w:type="dxa" w:w="30"/>
+              <w:right w:type="dxa" w:w="50"/>
+            </w:tcMar>
+          </w:tcPr>
+          <w:p>
+            <w:pPr>
+              <w:spacing w:after="0" w:before="0" w:line="240" w:lineRule="auto"/>
+              <w:jc w:val="center"/>
+            </w:pPr>
+            <w:r>
+              <w:rPr>
+                <w:rFonts w:ascii="游明朝" w:cs="游明朝" w:eastAsia="游明朝" w:hAnsi="游明朝"/>
+                <w:b w:val="false"/>
+                <w:bCs w:val="false"/>
+                <w:i w:val="false"/>
+                <w:iCs w:val="false"/>
+                <w:sz w:val="21"/>
+                <w:szCs w:val="21"/>
+              </w:rPr>
+              <w:t xml:space="preserve">—</w:t>
+            </w:r>
+          </w:p>
+        </w:tc>
+        <w:tc>
+          <w:tcPr>
+            <w:tcW w:type="dxa" w:w="870"/>
+            <w:tcMar>
+              <w:top w:type="dxa" w:w="30"/>
+              <w:left w:type="dxa" w:w="50"/>
+              <w:bottom w:type="dxa" w:w="30"/>
+              <w:right w:type="dxa" w:w="50"/>
+            </w:tcMar>
+          </w:tcPr>
+          <w:p>
+            <w:pPr>
+              <w:spacing w:after="0" w:before="0" w:line="240" w:lineRule="auto"/>
+              <w:jc w:val="center"/>
+            </w:pPr>
+            <w:r>
+              <w:rPr>
+                <w:rFonts w:ascii="游明朝" w:cs="游明朝" w:eastAsia="游明朝" w:hAnsi="游明朝"/>
+                <w:b w:val="false"/>
+                <w:bCs w:val="false"/>
+                <w:i w:val="false"/>
+                <w:iCs w:val="false"/>
+                <w:sz w:val="21"/>
+                <w:szCs w:val="21"/>
+              </w:rPr>
+              <w:t xml:space="preserve">—</w:t>
+            </w:r>
+          </w:p>
+        </w:tc>
+        <w:tc>
+          <w:tcPr>
+            <w:tcW w:type="dxa" w:w="830"/>
             <w:tcMar>
               <w:top w:type="dxa" w:w="30"/>
               <w:left w:type="dxa" w:w="50"/>
@@ -4459,7 +5056,7 @@
         </w:tc>
         <w:tc>
           <w:tcPr>
-            <w:tcW w:type="dxa" w:w="1050"/>
+            <w:tcW w:type="dxa" w:w="830"/>
             <w:tcMar>
               <w:top w:type="dxa" w:w="30"/>
               <w:left w:type="dxa" w:w="50"/>
@@ -4488,7 +5085,7 @@
         </w:tc>
         <w:tc>
           <w:tcPr>
-            <w:tcW w:type="dxa" w:w="1050"/>
+            <w:tcW w:type="dxa" w:w="830"/>
             <w:tcMar>
               <w:top w:type="dxa" w:w="30"/>
               <w:left w:type="dxa" w:w="50"/>
@@ -4517,7 +5114,7 @@
         </w:tc>
         <w:tc>
           <w:tcPr>
-            <w:tcW w:type="dxa" w:w="1300"/>
+            <w:tcW w:type="dxa" w:w="1100"/>
             <w:tcMar>
               <w:top w:type="dxa" w:w="30"/>
               <w:left w:type="dxa" w:w="50"/>
@@ -4546,7 +5143,7 @@
         </w:tc>
         <w:tc>
           <w:tcPr>
-            <w:tcW w:type="dxa" w:w="1350"/>
+            <w:tcW w:type="dxa" w:w="1112"/>
             <w:tcMar>
               <w:top w:type="dxa" w:w="30"/>
               <w:left w:type="dxa" w:w="50"/>
@@ -4594,7 +5191,7 @@
           <w:sz w:val="21"/>
           <w:szCs w:val="21"/>
         </w:rPr>
-        <w:t xml:space="preserve">x1 は輝線の中心の読みである。ただし Cd の赤線は左右の端が読み取れなかったので中心だけ、Cd の青線は光が細かったので左端だけを読んだ。文献値は講義 付録の値で、Na は 588.995 nm と 589.592 nm の平均を使った。</w:t>
+        <w:t xml:space="preserve">x1 は輝線の左端、中心、右端の読みであり、波長の計算には中心の値を使った。x は x0 + x1（中心）である。Cd の赤線は左右の端が読み取れなかったので中心だけ、Cd の青線は光が細かったので左端だけを読み、その値で計算した。読み取れなかったところは「—」とした。文献値は講義 付録の値で、Na は 588.995 nm と 589.592 nm の平均を使った。</w:t>
       </w:r>
     </w:p>
     <w:p>
@@ -4719,7 +5316,6 @@
         <w:tc>
           <w:tcPr>
             <w:tcW w:type="dxa" w:w="1300"/>
-            <w:shd w:fill="F2F2F2" w:color="auto" w:val="clear"/>
             <w:tcMar>
               <w:top w:type="dxa" w:w="30"/>
               <w:left w:type="dxa" w:w="50"/>
@@ -4749,7 +5345,6 @@
         <w:tc>
           <w:tcPr>
             <w:tcW w:type="dxa" w:w="1400"/>
-            <w:shd w:fill="F2F2F2" w:color="auto" w:val="clear"/>
             <w:tcMar>
               <w:top w:type="dxa" w:w="30"/>
               <w:left w:type="dxa" w:w="50"/>
@@ -4779,7 +5374,6 @@
         <w:tc>
           <w:tcPr>
             <w:tcW w:type="dxa" w:w="1300"/>
-            <w:shd w:fill="F2F2F2" w:color="auto" w:val="clear"/>
             <w:tcMar>
               <w:top w:type="dxa" w:w="30"/>
               <w:left w:type="dxa" w:w="50"/>
@@ -4809,7 +5403,6 @@
         <w:tc>
           <w:tcPr>
             <w:tcW w:type="dxa" w:w="1400"/>
-            <w:shd w:fill="F2F2F2" w:color="auto" w:val="clear"/>
             <w:tcMar>
               <w:top w:type="dxa" w:w="30"/>
               <w:left w:type="dxa" w:w="50"/>
@@ -4839,7 +5432,6 @@
         <w:tc>
           <w:tcPr>
             <w:tcW w:type="dxa" w:w="1700"/>
-            <w:shd w:fill="F2F2F2" w:color="auto" w:val="clear"/>
             <w:tcMar>
               <w:top w:type="dxa" w:w="30"/>
               <w:left w:type="dxa" w:w="50"/>
@@ -4894,7 +5486,6 @@
         <w:tc>
           <w:tcPr>
             <w:tcW w:type="dxa" w:w="1972"/>
-            <w:shd w:fill="F2F2F2" w:color="auto" w:val="clear"/>
             <w:tcMar>
               <w:top w:type="dxa" w:w="30"/>
               <w:left w:type="dxa" w:w="50"/>
@@ -7119,7 +7710,6 @@
         <w:tc>
           <w:tcPr>
             <w:tcW w:type="dxa" w:w="2500"/>
-            <w:shd w:fill="F2F2F2" w:color="auto" w:val="clear"/>
             <w:tcMar>
               <w:top w:type="dxa" w:w="30"/>
               <w:left w:type="dxa" w:w="50"/>
@@ -7149,7 +7739,6 @@
         <w:tc>
           <w:tcPr>
             <w:tcW w:type="dxa" w:w="2500"/>
-            <w:shd w:fill="F2F2F2" w:color="auto" w:val="clear"/>
             <w:tcMar>
               <w:top w:type="dxa" w:w="30"/>
               <w:left w:type="dxa" w:w="50"/>
@@ -7179,7 +7768,6 @@
         <w:tc>
           <w:tcPr>
             <w:tcW w:type="dxa" w:w="4072"/>
-            <w:shd w:fill="F2F2F2" w:color="auto" w:val="clear"/>
             <w:tcMar>
               <w:top w:type="dxa" w:w="30"/>
               <w:left w:type="dxa" w:w="50"/>
@@ -7583,8 +8171,88 @@
     </w:p>
     <w:p>
       <w:pPr>
-        <w:spacing w:after="0" w:before="80" w:line="240" w:lineRule="auto"/>
+        <w:spacing w:after="0" w:before="120" w:line="240" w:lineRule="auto"/>
         <w:jc w:val="center"/>
+      </w:pPr>
+      <w:r>
+        <w:drawing>
+          <wp:inline distT="0" distB="0" distL="0" distR="0">
+            <wp:extent cx="5038725" cy="3238500"/>
+            <wp:effectExtent t="0" r="0" b="0" l="0"/>
+            <wp:docPr id="1" name="" descr="" title=""/>
+            <wp:cNvGraphicFramePr>
+              <a:graphicFrameLocks xmlns:a="http://schemas.openxmlformats.org/drawingml/2006/main" noChangeAspect="1"/>
+            </wp:cNvGraphicFramePr>
+            <a:graphic xmlns:a="http://schemas.openxmlformats.org/drawingml/2006/main">
+              <a:graphicData uri="http://schemas.openxmlformats.org/drawingml/2006/picture">
+                <pic:pic xmlns:pic="http://schemas.openxmlformats.org/drawingml/2006/picture">
+                  <pic:nvPicPr>
+                    <pic:cNvPr id="0" name="" descr=""/>
+                    <pic:cNvPicPr>
+                      <a:picLocks noChangeAspect="1" noChangeArrowheads="1"/>
+                    </pic:cNvPicPr>
+                  </pic:nvPicPr>
+                  <pic:blipFill>
+                    <a:blip r:embed="rId10" cstate="none"/>
+                    <a:srcRect/>
+                    <a:stretch>
+                      <a:fillRect/>
+                    </a:stretch>
+                  </pic:blipFill>
+                  <pic:spPr bwMode="auto">
+                    <a:xfrm>
+                      <a:off x="0" y="0"/>
+                      <a:ext cx="5038725" cy="3238500"/>
+                    </a:xfrm>
+                    <a:prstGeom prst="rect">
+                      <a:avLst/>
+                    </a:prstGeom>
+                  </pic:spPr>
+                </pic:pic>
+              </a:graphicData>
+            </a:graphic>
+          </wp:inline>
+        </w:drawing>
+      </w:r>
+    </w:p>
+    <w:p>
+      <w:pPr>
+        <w:spacing w:after="120" w:before="0" w:line="240" w:lineRule="auto"/>
+        <w:jc w:val="center"/>
+      </w:pPr>
+      <w:r>
+        <w:rPr>
+          <w:rFonts w:ascii="游明朝" w:cs="游明朝" w:eastAsia="游明朝" w:hAnsi="游明朝"/>
+          <w:b w:val="false"/>
+          <w:bCs w:val="false"/>
+          <w:i w:val="false"/>
+          <w:iCs w:val="false"/>
+          <w:sz w:val="21"/>
+          <w:szCs w:val="21"/>
+        </w:rPr>
+        <w:t xml:space="preserve">図4　波長と屈折率の関係</w:t>
+      </w:r>
+    </w:p>
+    <w:p>
+      <w:pPr>
+        <w:spacing w:after="0" w:before="0" w:line="304" w:lineRule="exact"/>
+      </w:pPr>
+      <w:r>
+        <w:rPr>
+          <w:rFonts w:ascii="游明朝" w:cs="游明朝" w:eastAsia="游明朝" w:hAnsi="游明朝"/>
+          <w:b w:val="false"/>
+          <w:bCs w:val="false"/>
+          <w:i w:val="false"/>
+          <w:iCs w:val="false"/>
+          <w:sz w:val="21"/>
+          <w:szCs w:val="21"/>
+        </w:rPr>
+        <w:t xml:space="preserve">屈折率は 1.605〜1.656 であった。いずれのスクリーン位置でも、波長が短いほど屈折率は大きかった。</w:t>
+      </w:r>
+    </w:p>
+    <w:p>
+      <w:pPr>
+        <w:spacing w:after="0" w:before="80" w:line="348" w:lineRule="exact"/>
       </w:pPr>
       <w:r>
         <w:rPr>
@@ -7593,59 +8261,6 @@
           <w:bCs/>
           <w:i w:val="false"/>
           <w:iCs w:val="false"/>
-          <w:color w:val="FF0000"/>
-          <w:sz w:val="21"/>
-          <w:szCs w:val="21"/>
-        </w:rPr>
-        <w:t xml:space="preserve">★ここに Excel「実験2_屈折率」のグラフを貼る（この行は提出前に削除する）★</w:t>
-      </w:r>
-    </w:p>
-    <w:p>
-      <w:pPr>
-        <w:spacing w:after="100" w:before="0" w:line="240" w:lineRule="auto"/>
-        <w:jc w:val="center"/>
-      </w:pPr>
-      <w:r>
-        <w:rPr>
-          <w:rFonts w:ascii="游明朝" w:cs="游明朝" w:eastAsia="游明朝" w:hAnsi="游明朝"/>
-          <w:b w:val="false"/>
-          <w:bCs w:val="false"/>
-          <w:i w:val="false"/>
-          <w:iCs w:val="false"/>
-          <w:sz w:val="21"/>
-          <w:szCs w:val="21"/>
-        </w:rPr>
-        <w:t xml:space="preserve">図4　波長と屈折率の関係</w:t>
-      </w:r>
-    </w:p>
-    <w:p>
-      <w:pPr>
-        <w:spacing w:after="0" w:before="0" w:line="304" w:lineRule="exact"/>
-      </w:pPr>
-      <w:r>
-        <w:rPr>
-          <w:rFonts w:ascii="游明朝" w:cs="游明朝" w:eastAsia="游明朝" w:hAnsi="游明朝"/>
-          <w:b w:val="false"/>
-          <w:bCs w:val="false"/>
-          <w:i w:val="false"/>
-          <w:iCs w:val="false"/>
-          <w:sz w:val="21"/>
-          <w:szCs w:val="21"/>
-        </w:rPr>
-        <w:t xml:space="preserve">屈折率は 1.605〜1.656 であった。いずれのスクリーン位置でも、波長が短いほど屈折率は大きかった。</w:t>
-      </w:r>
-    </w:p>
-    <w:p>
-      <w:pPr>
-        <w:spacing w:after="0" w:before="80" w:line="348" w:lineRule="exact"/>
-      </w:pPr>
-      <w:r>
-        <w:rPr>
-          <w:rFonts w:ascii="游明朝" w:cs="游明朝" w:eastAsia="游明朝" w:hAnsi="游明朝"/>
-          <w:b/>
-          <w:bCs/>
-          <w:i w:val="false"/>
-          <w:iCs w:val="false"/>
           <w:sz w:val="24"/>
           <w:szCs w:val="24"/>
         </w:rPr>
@@ -7671,26 +8286,53 @@
     </w:p>
     <w:p>
       <w:pPr>
-        <w:spacing w:after="0" w:before="80" w:line="240" w:lineRule="auto"/>
+        <w:spacing w:after="0" w:before="120" w:line="240" w:lineRule="auto"/>
         <w:jc w:val="center"/>
       </w:pPr>
       <w:r>
-        <w:rPr>
-          <w:rFonts w:ascii="游明朝" w:cs="游明朝" w:eastAsia="游明朝" w:hAnsi="游明朝"/>
-          <w:b/>
-          <w:bCs/>
-          <w:i w:val="false"/>
-          <w:iCs w:val="false"/>
-          <w:color w:val="FF0000"/>
-          <w:sz w:val="21"/>
-          <w:szCs w:val="21"/>
-        </w:rPr>
-        <w:t xml:space="preserve">★ここに Excel「実験3-2_波長校正」のグラフを貼る（この行は提出前に削除する）★</w:t>
-      </w:r>
-    </w:p>
-    <w:p>
-      <w:pPr>
-        <w:spacing w:after="100" w:before="0" w:line="240" w:lineRule="auto"/>
+        <w:drawing>
+          <wp:inline distT="0" distB="0" distL="0" distR="0">
+            <wp:extent cx="5048250" cy="3057525"/>
+            <wp:effectExtent t="0" r="0" b="0" l="0"/>
+            <wp:docPr id="1" name="" descr="" title=""/>
+            <wp:cNvGraphicFramePr>
+              <a:graphicFrameLocks xmlns:a="http://schemas.openxmlformats.org/drawingml/2006/main" noChangeAspect="1"/>
+            </wp:cNvGraphicFramePr>
+            <a:graphic xmlns:a="http://schemas.openxmlformats.org/drawingml/2006/main">
+              <a:graphicData uri="http://schemas.openxmlformats.org/drawingml/2006/picture">
+                <pic:pic xmlns:pic="http://schemas.openxmlformats.org/drawingml/2006/picture">
+                  <pic:nvPicPr>
+                    <pic:cNvPr id="0" name="" descr=""/>
+                    <pic:cNvPicPr>
+                      <a:picLocks noChangeAspect="1" noChangeArrowheads="1"/>
+                    </pic:cNvPicPr>
+                  </pic:nvPicPr>
+                  <pic:blipFill>
+                    <a:blip r:embed="rId11" cstate="none"/>
+                    <a:srcRect/>
+                    <a:stretch>
+                      <a:fillRect/>
+                    </a:stretch>
+                  </pic:blipFill>
+                  <pic:spPr bwMode="auto">
+                    <a:xfrm>
+                      <a:off x="0" y="0"/>
+                      <a:ext cx="5048250" cy="3057525"/>
+                    </a:xfrm>
+                    <a:prstGeom prst="rect">
+                      <a:avLst/>
+                    </a:prstGeom>
+                  </pic:spPr>
+                </pic:pic>
+              </a:graphicData>
+            </a:graphic>
+          </wp:inline>
+        </w:drawing>
+      </w:r>
+    </w:p>
+    <w:p>
+      <w:pPr>
+        <w:spacing w:after="120" w:before="0" w:line="240" w:lineRule="auto"/>
         <w:jc w:val="center"/>
       </w:pPr>
       <w:r>
@@ -7754,11 +8396,10 @@
         </w:tblBorders>
       </w:tblPr>
       <w:tblGrid>
-        <w:gridCol w:w="1100"/>
+        <w:gridCol w:w="1500"/>
+        <w:gridCol w:w="2500"/>
         <w:gridCol w:w="2100"/>
-        <w:gridCol w:w="1700"/>
-        <w:gridCol w:w="2050"/>
-        <w:gridCol w:w="2122"/>
+        <w:gridCol w:w="2972"/>
       </w:tblGrid>
       <w:tr>
         <w:trPr>
@@ -7767,8 +8408,7 @@
         </w:trPr>
         <w:tc>
           <w:tcPr>
-            <w:tcW w:type="dxa" w:w="1100"/>
-            <w:shd w:fill="F2F2F2" w:color="auto" w:val="clear"/>
+            <w:tcW w:type="dxa" w:w="1500"/>
             <w:tcMar>
               <w:top w:type="dxa" w:w="30"/>
               <w:left w:type="dxa" w:w="50"/>
@@ -7791,14 +8431,13 @@
                 <w:sz w:val="21"/>
                 <w:szCs w:val="21"/>
               </w:rPr>
-              <w:t xml:space="preserve">輝線の色</w:t>
-            </w:r>
-          </w:p>
-        </w:tc>
-        <w:tc>
-          <w:tcPr>
-            <w:tcW w:type="dxa" w:w="2100"/>
-            <w:shd w:fill="F2F2F2" w:color="auto" w:val="clear"/>
+              <w:t xml:space="preserve">色</w:t>
+            </w:r>
+          </w:p>
+        </w:tc>
+        <w:tc>
+          <w:tcPr>
+            <w:tcW w:type="dxa" w:w="2500"/>
             <w:tcMar>
               <w:top w:type="dxa" w:w="30"/>
               <w:left w:type="dxa" w:w="50"/>
@@ -7827,8 +8466,7 @@
         </w:tc>
         <w:tc>
           <w:tcPr>
-            <w:tcW w:type="dxa" w:w="1700"/>
-            <w:shd w:fill="F2F2F2" w:color="auto" w:val="clear"/>
+            <w:tcW w:type="dxa" w:w="2100"/>
             <w:tcMar>
               <w:top w:type="dxa" w:w="30"/>
               <w:left w:type="dxa" w:w="50"/>
@@ -7857,8 +8495,7 @@
         </w:tc>
         <w:tc>
           <w:tcPr>
-            <w:tcW w:type="dxa" w:w="2050"/>
-            <w:shd w:fill="F2F2F2" w:color="auto" w:val="clear"/>
+            <w:tcW w:type="dxa" w:w="2972"/>
             <w:tcMar>
               <w:top w:type="dxa" w:w="30"/>
               <w:left w:type="dxa" w:w="50"/>
@@ -7882,36 +8519,6 @@
                 <w:szCs w:val="21"/>
               </w:rPr>
               <w:t xml:space="preserve">文献波長 [nm]</w:t>
-            </w:r>
-          </w:p>
-        </w:tc>
-        <w:tc>
-          <w:tcPr>
-            <w:tcW w:type="dxa" w:w="2122"/>
-            <w:shd w:fill="F2F2F2" w:color="auto" w:val="clear"/>
-            <w:tcMar>
-              <w:top w:type="dxa" w:w="30"/>
-              <w:left w:type="dxa" w:w="50"/>
-              <w:bottom w:type="dxa" w:w="30"/>
-              <w:right w:type="dxa" w:w="50"/>
-            </w:tcMar>
-          </w:tcPr>
-          <w:p>
-            <w:pPr>
-              <w:spacing w:after="0" w:before="0" w:line="240" w:lineRule="auto"/>
-              <w:jc w:val="center"/>
-            </w:pPr>
-            <w:r>
-              <w:rPr>
-                <w:rFonts w:ascii="游明朝" w:cs="游明朝" w:eastAsia="游明朝" w:hAnsi="游明朝"/>
-                <w:b/>
-                <w:bCs/>
-                <w:i w:val="false"/>
-                <w:iCs w:val="false"/>
-                <w:sz w:val="21"/>
-                <w:szCs w:val="21"/>
-              </w:rPr>
-              <w:t xml:space="preserve">校正への使用</w:t>
             </w:r>
           </w:p>
         </w:tc>
@@ -7922,7 +8529,7 @@
         </w:trPr>
         <w:tc>
           <w:tcPr>
-            <w:tcW w:type="dxa" w:w="1100"/>
+            <w:tcW w:type="dxa" w:w="1500"/>
             <w:tcMar>
               <w:top w:type="dxa" w:w="30"/>
               <w:left w:type="dxa" w:w="50"/>
@@ -7951,6 +8558,35 @@
         </w:tc>
         <w:tc>
           <w:tcPr>
+            <w:tcW w:type="dxa" w:w="2500"/>
+            <w:tcMar>
+              <w:top w:type="dxa" w:w="30"/>
+              <w:left w:type="dxa" w:w="50"/>
+              <w:bottom w:type="dxa" w:w="30"/>
+              <w:right w:type="dxa" w:w="50"/>
+            </w:tcMar>
+          </w:tcPr>
+          <w:p>
+            <w:pPr>
+              <w:spacing w:after="0" w:before="0" w:line="240" w:lineRule="auto"/>
+              <w:jc w:val="center"/>
+            </w:pPr>
+            <w:r>
+              <w:rPr>
+                <w:rFonts w:ascii="游明朝" w:cs="游明朝" w:eastAsia="游明朝" w:hAnsi="游明朝"/>
+                <w:b w:val="false"/>
+                <w:bCs w:val="false"/>
+                <w:i w:val="false"/>
+                <w:iCs w:val="false"/>
+                <w:sz w:val="21"/>
+                <w:szCs w:val="21"/>
+              </w:rPr>
+              <w:t xml:space="preserve">278.5</w:t>
+            </w:r>
+          </w:p>
+        </w:tc>
+        <w:tc>
+          <w:tcPr>
             <w:tcW w:type="dxa" w:w="2100"/>
             <w:tcMar>
               <w:top w:type="dxa" w:w="30"/>
@@ -7974,42 +8610,13 @@
                 <w:sz w:val="21"/>
                 <w:szCs w:val="21"/>
               </w:rPr>
-              <w:t xml:space="preserve">278.5</w:t>
-            </w:r>
-          </w:p>
-        </w:tc>
-        <w:tc>
-          <w:tcPr>
-            <w:tcW w:type="dxa" w:w="1700"/>
-            <w:tcMar>
-              <w:top w:type="dxa" w:w="30"/>
-              <w:left w:type="dxa" w:w="50"/>
-              <w:bottom w:type="dxa" w:w="30"/>
-              <w:right w:type="dxa" w:w="50"/>
-            </w:tcMar>
-          </w:tcPr>
-          <w:p>
-            <w:pPr>
-              <w:spacing w:after="0" w:before="0" w:line="240" w:lineRule="auto"/>
-              <w:jc w:val="center"/>
-            </w:pPr>
-            <w:r>
-              <w:rPr>
-                <w:rFonts w:ascii="游明朝" w:cs="游明朝" w:eastAsia="游明朝" w:hAnsi="游明朝"/>
-                <w:b w:val="false"/>
-                <w:bCs w:val="false"/>
-                <w:i w:val="false"/>
-                <w:iCs w:val="false"/>
-                <w:sz w:val="21"/>
-                <w:szCs w:val="21"/>
-              </w:rPr>
               <w:t xml:space="preserve">0.0070</w:t>
             </w:r>
           </w:p>
         </w:tc>
         <w:tc>
           <w:tcPr>
-            <w:tcW w:type="dxa" w:w="2050"/>
+            <w:tcW w:type="dxa" w:w="2972"/>
             <w:tcMar>
               <w:top w:type="dxa" w:w="30"/>
               <w:left w:type="dxa" w:w="50"/>
@@ -8033,35 +8640,6 @@
                 <w:szCs w:val="21"/>
               </w:rPr>
               <w:t xml:space="preserve">643.847</w:t>
-            </w:r>
-          </w:p>
-        </w:tc>
-        <w:tc>
-          <w:tcPr>
-            <w:tcW w:type="dxa" w:w="2122"/>
-            <w:tcMar>
-              <w:top w:type="dxa" w:w="30"/>
-              <w:left w:type="dxa" w:w="50"/>
-              <w:bottom w:type="dxa" w:w="30"/>
-              <w:right w:type="dxa" w:w="50"/>
-            </w:tcMar>
-          </w:tcPr>
-          <w:p>
-            <w:pPr>
-              <w:spacing w:after="0" w:before="0" w:line="240" w:lineRule="auto"/>
-              <w:jc w:val="center"/>
-            </w:pPr>
-            <w:r>
-              <w:rPr>
-                <w:rFonts w:ascii="游明朝" w:cs="游明朝" w:eastAsia="游明朝" w:hAnsi="游明朝"/>
-                <w:b w:val="false"/>
-                <w:bCs w:val="false"/>
-                <w:i w:val="false"/>
-                <w:iCs w:val="false"/>
-                <w:sz w:val="21"/>
-                <w:szCs w:val="21"/>
-              </w:rPr>
-              <w:t xml:space="preserve">使用</w:t>
             </w:r>
           </w:p>
         </w:tc>
@@ -8072,7 +8650,7 @@
         </w:trPr>
         <w:tc>
           <w:tcPr>
-            <w:tcW w:type="dxa" w:w="1100"/>
+            <w:tcW w:type="dxa" w:w="1500"/>
             <w:tcMar>
               <w:top w:type="dxa" w:w="30"/>
               <w:left w:type="dxa" w:w="50"/>
@@ -8101,6 +8679,35 @@
         </w:tc>
         <w:tc>
           <w:tcPr>
+            <w:tcW w:type="dxa" w:w="2500"/>
+            <w:tcMar>
+              <w:top w:type="dxa" w:w="30"/>
+              <w:left w:type="dxa" w:w="50"/>
+              <w:bottom w:type="dxa" w:w="30"/>
+              <w:right w:type="dxa" w:w="50"/>
+            </w:tcMar>
+          </w:tcPr>
+          <w:p>
+            <w:pPr>
+              <w:spacing w:after="0" w:before="0" w:line="240" w:lineRule="auto"/>
+              <w:jc w:val="center"/>
+            </w:pPr>
+            <w:r>
+              <w:rPr>
+                <w:rFonts w:ascii="游明朝" w:cs="游明朝" w:eastAsia="游明朝" w:hAnsi="游明朝"/>
+                <w:b w:val="false"/>
+                <w:bCs w:val="false"/>
+                <w:i w:val="false"/>
+                <w:iCs w:val="false"/>
+                <w:sz w:val="21"/>
+                <w:szCs w:val="21"/>
+              </w:rPr>
+              <w:t xml:space="preserve">634</w:t>
+            </w:r>
+          </w:p>
+        </w:tc>
+        <w:tc>
+          <w:tcPr>
             <w:tcW w:type="dxa" w:w="2100"/>
             <w:tcMar>
               <w:top w:type="dxa" w:w="30"/>
@@ -8124,42 +8731,13 @@
                 <w:sz w:val="21"/>
                 <w:szCs w:val="21"/>
               </w:rPr>
-              <w:t xml:space="preserve">634</w:t>
-            </w:r>
-          </w:p>
-        </w:tc>
-        <w:tc>
-          <w:tcPr>
-            <w:tcW w:type="dxa" w:w="1700"/>
-            <w:tcMar>
-              <w:top w:type="dxa" w:w="30"/>
-              <w:left w:type="dxa" w:w="50"/>
-              <w:bottom w:type="dxa" w:w="30"/>
-              <w:right w:type="dxa" w:w="50"/>
-            </w:tcMar>
-          </w:tcPr>
-          <w:p>
-            <w:pPr>
-              <w:spacing w:after="0" w:before="0" w:line="240" w:lineRule="auto"/>
-              <w:jc w:val="center"/>
-            </w:pPr>
-            <w:r>
-              <w:rPr>
-                <w:rFonts w:ascii="游明朝" w:cs="游明朝" w:eastAsia="游明朝" w:hAnsi="游明朝"/>
-                <w:b w:val="false"/>
-                <w:bCs w:val="false"/>
-                <w:i w:val="false"/>
-                <w:iCs w:val="false"/>
-                <w:sz w:val="21"/>
-                <w:szCs w:val="21"/>
-              </w:rPr>
               <w:t xml:space="preserve">0.0089</w:t>
             </w:r>
           </w:p>
         </w:tc>
         <w:tc>
           <w:tcPr>
-            <w:tcW w:type="dxa" w:w="2050"/>
+            <w:tcW w:type="dxa" w:w="2972"/>
             <w:tcMar>
               <w:top w:type="dxa" w:w="30"/>
               <w:left w:type="dxa" w:w="50"/>
@@ -8183,35 +8761,6 @@
                 <w:szCs w:val="21"/>
               </w:rPr>
               <w:t xml:space="preserve">508.582</w:t>
-            </w:r>
-          </w:p>
-        </w:tc>
-        <w:tc>
-          <w:tcPr>
-            <w:tcW w:type="dxa" w:w="2122"/>
-            <w:tcMar>
-              <w:top w:type="dxa" w:w="30"/>
-              <w:left w:type="dxa" w:w="50"/>
-              <w:bottom w:type="dxa" w:w="30"/>
-              <w:right w:type="dxa" w:w="50"/>
-            </w:tcMar>
-          </w:tcPr>
-          <w:p>
-            <w:pPr>
-              <w:spacing w:after="0" w:before="0" w:line="240" w:lineRule="auto"/>
-              <w:jc w:val="center"/>
-            </w:pPr>
-            <w:r>
-              <w:rPr>
-                <w:rFonts w:ascii="游明朝" w:cs="游明朝" w:eastAsia="游明朝" w:hAnsi="游明朝"/>
-                <w:b w:val="false"/>
-                <w:bCs w:val="false"/>
-                <w:i w:val="false"/>
-                <w:iCs w:val="false"/>
-                <w:sz w:val="21"/>
-                <w:szCs w:val="21"/>
-              </w:rPr>
-              <w:t xml:space="preserve">使用</w:t>
             </w:r>
           </w:p>
         </w:tc>
@@ -8222,7 +8771,7 @@
         </w:trPr>
         <w:tc>
           <w:tcPr>
-            <w:tcW w:type="dxa" w:w="1100"/>
+            <w:tcW w:type="dxa" w:w="1500"/>
             <w:tcMar>
               <w:top w:type="dxa" w:w="30"/>
               <w:left w:type="dxa" w:w="50"/>
@@ -8251,6 +8800,35 @@
         </w:tc>
         <w:tc>
           <w:tcPr>
+            <w:tcW w:type="dxa" w:w="2500"/>
+            <w:tcMar>
+              <w:top w:type="dxa" w:w="30"/>
+              <w:left w:type="dxa" w:w="50"/>
+              <w:bottom w:type="dxa" w:w="30"/>
+              <w:right w:type="dxa" w:w="50"/>
+            </w:tcMar>
+          </w:tcPr>
+          <w:p>
+            <w:pPr>
+              <w:spacing w:after="0" w:before="0" w:line="240" w:lineRule="auto"/>
+              <w:jc w:val="center"/>
+            </w:pPr>
+            <w:r>
+              <w:rPr>
+                <w:rFonts w:ascii="游明朝" w:cs="游明朝" w:eastAsia="游明朝" w:hAnsi="游明朝"/>
+                <w:b w:val="false"/>
+                <w:bCs w:val="false"/>
+                <w:i w:val="false"/>
+                <w:iCs w:val="false"/>
+                <w:sz w:val="21"/>
+                <w:szCs w:val="21"/>
+              </w:rPr>
+              <w:t xml:space="preserve">705</w:t>
+            </w:r>
+          </w:p>
+        </w:tc>
+        <w:tc>
+          <w:tcPr>
             <w:tcW w:type="dxa" w:w="2100"/>
             <w:tcMar>
               <w:top w:type="dxa" w:w="30"/>
@@ -8274,42 +8852,13 @@
                 <w:sz w:val="21"/>
                 <w:szCs w:val="21"/>
               </w:rPr>
-              <w:t xml:space="preserve">705</w:t>
-            </w:r>
-          </w:p>
-        </w:tc>
-        <w:tc>
-          <w:tcPr>
-            <w:tcW w:type="dxa" w:w="1700"/>
-            <w:tcMar>
-              <w:top w:type="dxa" w:w="30"/>
-              <w:left w:type="dxa" w:w="50"/>
-              <w:bottom w:type="dxa" w:w="30"/>
-              <w:right w:type="dxa" w:w="50"/>
-            </w:tcMar>
-          </w:tcPr>
-          <w:p>
-            <w:pPr>
-              <w:spacing w:after="0" w:before="0" w:line="240" w:lineRule="auto"/>
-              <w:jc w:val="center"/>
-            </w:pPr>
-            <w:r>
-              <w:rPr>
-                <w:rFonts w:ascii="游明朝" w:cs="游明朝" w:eastAsia="游明朝" w:hAnsi="游明朝"/>
-                <w:b w:val="false"/>
-                <w:bCs w:val="false"/>
-                <w:i w:val="false"/>
-                <w:iCs w:val="false"/>
-                <w:sz w:val="21"/>
-                <w:szCs w:val="21"/>
-              </w:rPr>
               <w:t xml:space="preserve">0.0075</w:t>
             </w:r>
           </w:p>
         </w:tc>
         <w:tc>
           <w:tcPr>
-            <w:tcW w:type="dxa" w:w="2050"/>
+            <w:tcW w:type="dxa" w:w="2972"/>
             <w:tcMar>
               <w:top w:type="dxa" w:w="30"/>
               <w:left w:type="dxa" w:w="50"/>
@@ -8333,35 +8882,6 @@
                 <w:szCs w:val="21"/>
               </w:rPr>
               <w:t xml:space="preserve">479.992</w:t>
-            </w:r>
-          </w:p>
-        </w:tc>
-        <w:tc>
-          <w:tcPr>
-            <w:tcW w:type="dxa" w:w="2122"/>
-            <w:tcMar>
-              <w:top w:type="dxa" w:w="30"/>
-              <w:left w:type="dxa" w:w="50"/>
-              <w:bottom w:type="dxa" w:w="30"/>
-              <w:right w:type="dxa" w:w="50"/>
-            </w:tcMar>
-          </w:tcPr>
-          <w:p>
-            <w:pPr>
-              <w:spacing w:after="0" w:before="0" w:line="240" w:lineRule="auto"/>
-              <w:jc w:val="center"/>
-            </w:pPr>
-            <w:r>
-              <w:rPr>
-                <w:rFonts w:ascii="游明朝" w:cs="游明朝" w:eastAsia="游明朝" w:hAnsi="游明朝"/>
-                <w:b w:val="false"/>
-                <w:bCs w:val="false"/>
-                <w:i w:val="false"/>
-                <w:iCs w:val="false"/>
-                <w:sz w:val="21"/>
-                <w:szCs w:val="21"/>
-              </w:rPr>
-              <w:t xml:space="preserve">使用</w:t>
             </w:r>
           </w:p>
         </w:tc>
@@ -8372,7 +8892,7 @@
         </w:trPr>
         <w:tc>
           <w:tcPr>
-            <w:tcW w:type="dxa" w:w="1100"/>
+            <w:tcW w:type="dxa" w:w="1500"/>
             <w:tcMar>
               <w:top w:type="dxa" w:w="30"/>
               <w:left w:type="dxa" w:w="50"/>
@@ -8401,6 +8921,35 @@
         </w:tc>
         <w:tc>
           <w:tcPr>
+            <w:tcW w:type="dxa" w:w="2500"/>
+            <w:tcMar>
+              <w:top w:type="dxa" w:w="30"/>
+              <w:left w:type="dxa" w:w="50"/>
+              <w:bottom w:type="dxa" w:w="30"/>
+              <w:right w:type="dxa" w:w="50"/>
+            </w:tcMar>
+          </w:tcPr>
+          <w:p>
+            <w:pPr>
+              <w:spacing w:after="0" w:before="0" w:line="240" w:lineRule="auto"/>
+              <w:jc w:val="center"/>
+            </w:pPr>
+            <w:r>
+              <w:rPr>
+                <w:rFonts w:ascii="游明朝" w:cs="游明朝" w:eastAsia="游明朝" w:hAnsi="游明朝"/>
+                <w:b w:val="false"/>
+                <w:bCs w:val="false"/>
+                <w:i w:val="false"/>
+                <w:iCs w:val="false"/>
+                <w:sz w:val="21"/>
+                <w:szCs w:val="21"/>
+              </w:rPr>
+              <w:t xml:space="preserve">738</w:t>
+            </w:r>
+          </w:p>
+        </w:tc>
+        <w:tc>
+          <w:tcPr>
             <w:tcW w:type="dxa" w:w="2100"/>
             <w:tcMar>
               <w:top w:type="dxa" w:w="30"/>
@@ -8424,42 +8973,13 @@
                 <w:sz w:val="21"/>
                 <w:szCs w:val="21"/>
               </w:rPr>
-              <w:t xml:space="preserve">738</w:t>
-            </w:r>
-          </w:p>
-        </w:tc>
-        <w:tc>
-          <w:tcPr>
-            <w:tcW w:type="dxa" w:w="1700"/>
-            <w:tcMar>
-              <w:top w:type="dxa" w:w="30"/>
-              <w:left w:type="dxa" w:w="50"/>
-              <w:bottom w:type="dxa" w:w="30"/>
-              <w:right w:type="dxa" w:w="50"/>
-            </w:tcMar>
-          </w:tcPr>
-          <w:p>
-            <w:pPr>
-              <w:spacing w:after="0" w:before="0" w:line="240" w:lineRule="auto"/>
-              <w:jc w:val="center"/>
-            </w:pPr>
-            <w:r>
-              <w:rPr>
-                <w:rFonts w:ascii="游明朝" w:cs="游明朝" w:eastAsia="游明朝" w:hAnsi="游明朝"/>
-                <w:b w:val="false"/>
-                <w:bCs w:val="false"/>
-                <w:i w:val="false"/>
-                <w:iCs w:val="false"/>
-                <w:sz w:val="21"/>
-                <w:szCs w:val="21"/>
-              </w:rPr>
               <w:t xml:space="preserve">0.0059</w:t>
             </w:r>
           </w:p>
         </w:tc>
         <w:tc>
           <w:tcPr>
-            <w:tcW w:type="dxa" w:w="2050"/>
+            <w:tcW w:type="dxa" w:w="2972"/>
             <w:tcMar>
               <w:top w:type="dxa" w:w="30"/>
               <w:left w:type="dxa" w:w="50"/>
@@ -8483,35 +9003,6 @@
                 <w:szCs w:val="21"/>
               </w:rPr>
               <w:t xml:space="preserve">466.235 / 467.815</w:t>
-            </w:r>
-          </w:p>
-        </w:tc>
-        <w:tc>
-          <w:tcPr>
-            <w:tcW w:type="dxa" w:w="2122"/>
-            <w:tcMar>
-              <w:top w:type="dxa" w:w="30"/>
-              <w:left w:type="dxa" w:w="50"/>
-              <w:bottom w:type="dxa" w:w="30"/>
-              <w:right w:type="dxa" w:w="50"/>
-            </w:tcMar>
-          </w:tcPr>
-          <w:p>
-            <w:pPr>
-              <w:spacing w:after="0" w:before="0" w:line="240" w:lineRule="auto"/>
-              <w:jc w:val="center"/>
-            </w:pPr>
-            <w:r>
-              <w:rPr>
-                <w:rFonts w:ascii="游明朝" w:cs="游明朝" w:eastAsia="游明朝" w:hAnsi="游明朝"/>
-                <w:b w:val="false"/>
-                <w:bCs w:val="false"/>
-                <w:i w:val="false"/>
-                <w:iCs w:val="false"/>
-                <w:sz w:val="21"/>
-                <w:szCs w:val="21"/>
-              </w:rPr>
-              <w:t xml:space="preserve">不使用</w:t>
             </w:r>
           </w:p>
         </w:tc>
@@ -8553,31 +9044,58 @@
           <w:sz w:val="21"/>
           <w:szCs w:val="21"/>
         </w:rPr>
-        <w:t xml:space="preserve">赤・緑・水色の 3 本を用いて λ = A x² + B x + C の係数を最小二乗法で求め、A = −5.201×10⁻⁵ nm/目盛²、B = −0.3330 nm/目盛、C = 740.63 nm を得た。校正曲線を図6に示す。</w:t>
-      </w:r>
-    </w:p>
-    <w:p>
-      <w:pPr>
-        <w:spacing w:after="0" w:before="80" w:line="240" w:lineRule="auto"/>
+        <w:t xml:space="preserve">赤・緑・水色の 3 本を用いて λ = A x² + B x + C の係数を最小二乗法で求め、A = −5.201×10⁻⁵ nm/目盛²、B = −0.3330 nm/目盛、C = 740.63 nm を得た。青線は 2 本の輝線が重なっているため、校正には使わなかった。校正曲線を図6に示す。</w:t>
+      </w:r>
+    </w:p>
+    <w:p>
+      <w:pPr>
+        <w:spacing w:after="0" w:before="120" w:line="240" w:lineRule="auto"/>
         <w:jc w:val="center"/>
       </w:pPr>
       <w:r>
-        <w:rPr>
-          <w:rFonts w:ascii="游明朝" w:cs="游明朝" w:eastAsia="游明朝" w:hAnsi="游明朝"/>
-          <w:b/>
-          <w:bCs/>
-          <w:i w:val="false"/>
-          <w:iCs w:val="false"/>
-          <w:color w:val="FF0000"/>
-          <w:sz w:val="21"/>
-          <w:szCs w:val="21"/>
-        </w:rPr>
-        <w:t xml:space="preserve">★ここに Excel「実験3-2_波長校正」のグラフを貼る（この行は提出前に削除する）★</w:t>
-      </w:r>
-    </w:p>
-    <w:p>
-      <w:pPr>
-        <w:spacing w:after="100" w:before="0" w:line="240" w:lineRule="auto"/>
+        <w:drawing>
+          <wp:inline distT="0" distB="0" distL="0" distR="0">
+            <wp:extent cx="5048250" cy="3057525"/>
+            <wp:effectExtent t="0" r="0" b="0" l="0"/>
+            <wp:docPr id="1" name="" descr="" title=""/>
+            <wp:cNvGraphicFramePr>
+              <a:graphicFrameLocks xmlns:a="http://schemas.openxmlformats.org/drawingml/2006/main" noChangeAspect="1"/>
+            </wp:cNvGraphicFramePr>
+            <a:graphic xmlns:a="http://schemas.openxmlformats.org/drawingml/2006/main">
+              <a:graphicData uri="http://schemas.openxmlformats.org/drawingml/2006/picture">
+                <pic:pic xmlns:pic="http://schemas.openxmlformats.org/drawingml/2006/picture">
+                  <pic:nvPicPr>
+                    <pic:cNvPr id="0" name="" descr=""/>
+                    <pic:cNvPicPr>
+                      <a:picLocks noChangeAspect="1" noChangeArrowheads="1"/>
+                    </pic:cNvPicPr>
+                  </pic:nvPicPr>
+                  <pic:blipFill>
+                    <a:blip r:embed="rId12" cstate="none"/>
+                    <a:srcRect/>
+                    <a:stretch>
+                      <a:fillRect/>
+                    </a:stretch>
+                  </pic:blipFill>
+                  <pic:spPr bwMode="auto">
+                    <a:xfrm>
+                      <a:off x="0" y="0"/>
+                      <a:ext cx="5048250" cy="3057525"/>
+                    </a:xfrm>
+                    <a:prstGeom prst="rect">
+                      <a:avLst/>
+                    </a:prstGeom>
+                  </pic:spPr>
+                </pic:pic>
+              </a:graphicData>
+            </a:graphic>
+          </wp:inline>
+        </w:drawing>
+      </w:r>
+    </w:p>
+    <w:p>
+      <w:pPr>
+        <w:spacing w:after="120" w:before="0" w:line="240" w:lineRule="auto"/>
         <w:jc w:val="center"/>
       </w:pPr>
       <w:r>
@@ -8687,7 +9205,6 @@
         <w:tc>
           <w:tcPr>
             <w:tcW w:type="dxa" w:w="3024"/>
-            <w:shd w:fill="F2F2F2" w:color="auto" w:val="clear"/>
             <w:tcMar>
               <w:top w:type="dxa" w:w="30"/>
               <w:left w:type="dxa" w:w="50"/>
@@ -8717,7 +9234,6 @@
         <w:tc>
           <w:tcPr>
             <w:tcW w:type="dxa" w:w="3024"/>
-            <w:shd w:fill="F2F2F2" w:color="auto" w:val="clear"/>
             <w:tcMar>
               <w:top w:type="dxa" w:w="30"/>
               <w:left w:type="dxa" w:w="50"/>
@@ -8747,7 +9263,6 @@
         <w:tc>
           <w:tcPr>
             <w:tcW w:type="dxa" w:w="3024"/>
-            <w:shd w:fill="F2F2F2" w:color="auto" w:val="clear"/>
             <w:tcMar>
               <w:top w:type="dxa" w:w="30"/>
               <w:left w:type="dxa" w:w="50"/>
@@ -8967,8 +9482,105 @@
     </w:p>
     <w:p>
       <w:pPr>
-        <w:spacing w:after="0" w:before="80" w:line="240" w:lineRule="auto"/>
+        <w:spacing w:after="0" w:before="120" w:line="240" w:lineRule="auto"/>
         <w:jc w:val="center"/>
+      </w:pPr>
+      <w:r>
+        <w:drawing>
+          <wp:inline distT="0" distB="0" distL="0" distR="0">
+            <wp:extent cx="5038725" cy="3057525"/>
+            <wp:effectExtent t="0" r="0" b="0" l="0"/>
+            <wp:docPr id="1" name="" descr="" title=""/>
+            <wp:cNvGraphicFramePr>
+              <a:graphicFrameLocks xmlns:a="http://schemas.openxmlformats.org/drawingml/2006/main" noChangeAspect="1"/>
+            </wp:cNvGraphicFramePr>
+            <a:graphic xmlns:a="http://schemas.openxmlformats.org/drawingml/2006/main">
+              <a:graphicData uri="http://schemas.openxmlformats.org/drawingml/2006/picture">
+                <pic:pic xmlns:pic="http://schemas.openxmlformats.org/drawingml/2006/picture">
+                  <pic:nvPicPr>
+                    <pic:cNvPr id="0" name="" descr=""/>
+                    <pic:cNvPicPr>
+                      <a:picLocks noChangeAspect="1" noChangeArrowheads="1"/>
+                    </pic:cNvPicPr>
+                  </pic:nvPicPr>
+                  <pic:blipFill>
+                    <a:blip r:embed="rId13" cstate="none"/>
+                    <a:srcRect/>
+                    <a:stretch>
+                      <a:fillRect/>
+                    </a:stretch>
+                  </pic:blipFill>
+                  <pic:spPr bwMode="auto">
+                    <a:xfrm>
+                      <a:off x="0" y="0"/>
+                      <a:ext cx="5038725" cy="3057525"/>
+                    </a:xfrm>
+                    <a:prstGeom prst="rect">
+                      <a:avLst/>
+                    </a:prstGeom>
+                  </pic:spPr>
+                </pic:pic>
+              </a:graphicData>
+            </a:graphic>
+          </wp:inline>
+        </w:drawing>
+      </w:r>
+    </w:p>
+    <w:p>
+      <w:pPr>
+        <w:spacing w:after="120" w:before="0" w:line="240" w:lineRule="auto"/>
+        <w:jc w:val="center"/>
+      </w:pPr>
+      <w:r>
+        <w:rPr>
+          <w:rFonts w:ascii="游明朝" w:cs="游明朝" w:eastAsia="游明朝" w:hAnsi="游明朝"/>
+          <w:b w:val="false"/>
+          <w:bCs w:val="false"/>
+          <w:i w:val="false"/>
+          <w:iCs w:val="false"/>
+          <w:sz w:val="21"/>
+          <w:szCs w:val="21"/>
+        </w:rPr>
+        <w:t xml:space="preserve">図7　入射スリット幅とスペクトル幅の関係</w:t>
+      </w:r>
+    </w:p>
+    <w:p>
+      <w:pPr>
+        <w:spacing w:after="0" w:before="0" w:line="304" w:lineRule="exact"/>
+      </w:pPr>
+      <w:r>
+        <w:rPr>
+          <w:rFonts w:ascii="游明朝" w:cs="游明朝" w:eastAsia="游明朝" w:hAnsi="游明朝"/>
+          <w:b w:val="false"/>
+          <w:bCs w:val="false"/>
+          <w:i w:val="false"/>
+          <w:iCs w:val="false"/>
+          <w:sz w:val="21"/>
+          <w:szCs w:val="21"/>
+        </w:rPr>
+        <w:t xml:space="preserve">スリット幅を 0.1 mm から 1 mm にすると、ピーク出力は 0.0089 V から 0.0162 V に増え、半値幅は 4.4 nm から 11.6 nm に広がった。</w:t>
+      </w:r>
+    </w:p>
+    <w:p>
+      <w:pPr>
+        <w:spacing w:after="0" w:before="0" w:line="304" w:lineRule="exact"/>
+      </w:pPr>
+      <w:r>
+        <w:rPr>
+          <w:rFonts w:ascii="游明朝" w:cs="游明朝" w:eastAsia="游明朝" w:hAnsi="游明朝"/>
+          <w:b w:val="false"/>
+          <w:bCs w:val="false"/>
+          <w:i w:val="false"/>
+          <w:iCs w:val="false"/>
+          <w:sz w:val="21"/>
+          <w:szCs w:val="21"/>
+        </w:rPr>
+        <w:t xml:space="preserve">なお、スリット幅 1 mm の測定は x = 605〜660 の範囲だけで、ピークから離れたところの値は測っていない。背景には、測った範囲の両端の平均値を使った。</w:t>
+      </w:r>
+    </w:p>
+    <w:p>
+      <w:pPr>
+        <w:spacing w:after="0" w:before="80" w:line="348" w:lineRule="exact"/>
       </w:pPr>
       <w:r>
         <w:rPr>
@@ -8977,76 +9589,6 @@
           <w:bCs/>
           <w:i w:val="false"/>
           <w:iCs w:val="false"/>
-          <w:color w:val="FF0000"/>
-          <w:sz w:val="21"/>
-          <w:szCs w:val="21"/>
-        </w:rPr>
-        <w:t xml:space="preserve">★ここに Excel「実験3-3_分解能」のグラフを貼る（この行は提出前に削除する）★</w:t>
-      </w:r>
-    </w:p>
-    <w:p>
-      <w:pPr>
-        <w:spacing w:after="100" w:before="0" w:line="240" w:lineRule="auto"/>
-        <w:jc w:val="center"/>
-      </w:pPr>
-      <w:r>
-        <w:rPr>
-          <w:rFonts w:ascii="游明朝" w:cs="游明朝" w:eastAsia="游明朝" w:hAnsi="游明朝"/>
-          <w:b w:val="false"/>
-          <w:bCs w:val="false"/>
-          <w:i w:val="false"/>
-          <w:iCs w:val="false"/>
-          <w:sz w:val="21"/>
-          <w:szCs w:val="21"/>
-        </w:rPr>
-        <w:t xml:space="preserve">図7　入射スリット幅とスペクトル幅の関係</w:t>
-      </w:r>
-    </w:p>
-    <w:p>
-      <w:pPr>
-        <w:spacing w:after="0" w:before="0" w:line="304" w:lineRule="exact"/>
-      </w:pPr>
-      <w:r>
-        <w:rPr>
-          <w:rFonts w:ascii="游明朝" w:cs="游明朝" w:eastAsia="游明朝" w:hAnsi="游明朝"/>
-          <w:b w:val="false"/>
-          <w:bCs w:val="false"/>
-          <w:i w:val="false"/>
-          <w:iCs w:val="false"/>
-          <w:sz w:val="21"/>
-          <w:szCs w:val="21"/>
-        </w:rPr>
-        <w:t xml:space="preserve">スリット幅を 0.1 mm から 1 mm にすると、ピーク出力は 0.0089 V から 0.0162 V に増え、半値幅は 4.4 nm から 11.6 nm に広がった。</w:t>
-      </w:r>
-    </w:p>
-    <w:p>
-      <w:pPr>
-        <w:spacing w:after="0" w:before="0" w:line="304" w:lineRule="exact"/>
-      </w:pPr>
-      <w:r>
-        <w:rPr>
-          <w:rFonts w:ascii="游明朝" w:cs="游明朝" w:eastAsia="游明朝" w:hAnsi="游明朝"/>
-          <w:b w:val="false"/>
-          <w:bCs w:val="false"/>
-          <w:i w:val="false"/>
-          <w:iCs w:val="false"/>
-          <w:sz w:val="21"/>
-          <w:szCs w:val="21"/>
-        </w:rPr>
-        <w:t xml:space="preserve">なお、スリット幅 1 mm の測定は x = 605〜660 の範囲だけで、ピークから離れたところの値は測っていない。背景には、測った範囲の両端の平均値を使った。</w:t>
-      </w:r>
-    </w:p>
-    <w:p>
-      <w:pPr>
-        <w:spacing w:after="0" w:before="80" w:line="348" w:lineRule="exact"/>
-      </w:pPr>
-      <w:r>
-        <w:rPr>
-          <w:rFonts w:ascii="游明朝" w:cs="游明朝" w:eastAsia="游明朝" w:hAnsi="游明朝"/>
-          <w:b/>
-          <w:bCs/>
-          <w:i w:val="false"/>
-          <w:iCs w:val="false"/>
           <w:sz w:val="24"/>
           <w:szCs w:val="24"/>
         </w:rPr>
@@ -9072,26 +9614,53 @@
     </w:p>
     <w:p>
       <w:pPr>
-        <w:spacing w:after="0" w:before="80" w:line="240" w:lineRule="auto"/>
+        <w:spacing w:after="0" w:before="120" w:line="240" w:lineRule="auto"/>
         <w:jc w:val="center"/>
       </w:pPr>
       <w:r>
-        <w:rPr>
-          <w:rFonts w:ascii="游明朝" w:cs="游明朝" w:eastAsia="游明朝" w:hAnsi="游明朝"/>
-          <w:b/>
-          <w:bCs/>
-          <w:i w:val="false"/>
-          <w:iCs w:val="false"/>
-          <w:color w:val="FF0000"/>
-          <w:sz w:val="21"/>
-          <w:szCs w:val="21"/>
-        </w:rPr>
-        <w:t xml:space="preserve">★ここに Excel「実験3-4_白色LED」のグラフを貼る（この行は提出前に削除する）★</w:t>
-      </w:r>
-    </w:p>
-    <w:p>
-      <w:pPr>
-        <w:spacing w:after="100" w:before="0" w:line="240" w:lineRule="auto"/>
+        <w:drawing>
+          <wp:inline distT="0" distB="0" distL="0" distR="0">
+            <wp:extent cx="5762625" cy="3419475"/>
+            <wp:effectExtent t="0" r="0" b="0" l="0"/>
+            <wp:docPr id="1" name="" descr="" title=""/>
+            <wp:cNvGraphicFramePr>
+              <a:graphicFrameLocks xmlns:a="http://schemas.openxmlformats.org/drawingml/2006/main" noChangeAspect="1"/>
+            </wp:cNvGraphicFramePr>
+            <a:graphic xmlns:a="http://schemas.openxmlformats.org/drawingml/2006/main">
+              <a:graphicData uri="http://schemas.openxmlformats.org/drawingml/2006/picture">
+                <pic:pic xmlns:pic="http://schemas.openxmlformats.org/drawingml/2006/picture">
+                  <pic:nvPicPr>
+                    <pic:cNvPr id="0" name="" descr=""/>
+                    <pic:cNvPicPr>
+                      <a:picLocks noChangeAspect="1" noChangeArrowheads="1"/>
+                    </pic:cNvPicPr>
+                  </pic:nvPicPr>
+                  <pic:blipFill>
+                    <a:blip r:embed="rId14" cstate="none"/>
+                    <a:srcRect/>
+                    <a:stretch>
+                      <a:fillRect/>
+                    </a:stretch>
+                  </pic:blipFill>
+                  <pic:spPr bwMode="auto">
+                    <a:xfrm>
+                      <a:off x="0" y="0"/>
+                      <a:ext cx="5762625" cy="3419475"/>
+                    </a:xfrm>
+                    <a:prstGeom prst="rect">
+                      <a:avLst/>
+                    </a:prstGeom>
+                  </pic:spPr>
+                </pic:pic>
+              </a:graphicData>
+            </a:graphic>
+          </wp:inline>
+        </w:drawing>
+      </w:r>
+    </w:p>
+    <w:p>
+      <w:pPr>
+        <w:spacing w:after="120" w:before="0" w:line="240" w:lineRule="auto"/>
         <w:jc w:val="center"/>
       </w:pPr>
       <w:r>
@@ -9151,7 +9720,6 @@
         <w:tc>
           <w:tcPr>
             <w:tcW w:type="dxa" w:w="2772"/>
-            <w:shd w:fill="F2F2F2" w:color="auto" w:val="clear"/>
             <w:tcMar>
               <w:top w:type="dxa" w:w="30"/>
               <w:left w:type="dxa" w:w="50"/>
@@ -9181,7 +9749,6 @@
         <w:tc>
           <w:tcPr>
             <w:tcW w:type="dxa" w:w="2100"/>
-            <w:shd w:fill="F2F2F2" w:color="auto" w:val="clear"/>
             <w:tcMar>
               <w:top w:type="dxa" w:w="30"/>
               <w:left w:type="dxa" w:w="50"/>
@@ -9211,7 +9778,6 @@
         <w:tc>
           <w:tcPr>
             <w:tcW w:type="dxa" w:w="2100"/>
-            <w:shd w:fill="F2F2F2" w:color="auto" w:val="clear"/>
             <w:tcMar>
               <w:top w:type="dxa" w:w="30"/>
               <w:left w:type="dxa" w:w="50"/>
@@ -9241,7 +9807,6 @@
         <w:tc>
           <w:tcPr>
             <w:tcW w:type="dxa" w:w="2100"/>
-            <w:shd w:fill="F2F2F2" w:color="auto" w:val="clear"/>
             <w:tcMar>
               <w:top w:type="dxa" w:w="30"/>
               <w:left w:type="dxa" w:w="50"/>
@@ -9628,7 +10193,6 @@
         <w:tc>
           <w:tcPr>
             <w:tcW w:type="dxa" w:w="2000"/>
-            <w:shd w:fill="F2F2F2" w:color="auto" w:val="clear"/>
             <w:tcMar>
               <w:top w:type="dxa" w:w="30"/>
               <w:left w:type="dxa" w:w="50"/>
@@ -9658,7 +10222,6 @@
         <w:tc>
           <w:tcPr>
             <w:tcW w:type="dxa" w:w="2500"/>
-            <w:shd w:fill="F2F2F2" w:color="auto" w:val="clear"/>
             <w:tcMar>
               <w:top w:type="dxa" w:w="30"/>
               <w:left w:type="dxa" w:w="50"/>
@@ -9688,7 +10251,6 @@
         <w:tc>
           <w:tcPr>
             <w:tcW w:type="dxa" w:w="4572"/>
-            <w:shd w:fill="F2F2F2" w:color="auto" w:val="clear"/>
             <w:tcMar>
               <w:top w:type="dxa" w:w="30"/>
               <w:left w:type="dxa" w:w="50"/>
@@ -10557,9 +11119,8 @@
         </w:tblBorders>
       </w:tblPr>
       <w:tblGrid>
-        <w:gridCol w:w="2400"/>
-        <w:gridCol w:w="1900"/>
-        <w:gridCol w:w="1700"/>
+        <w:gridCol w:w="3000"/>
+        <w:gridCol w:w="3000"/>
         <w:gridCol w:w="3072"/>
       </w:tblGrid>
       <w:tr>
@@ -10569,8 +11130,7 @@
         </w:trPr>
         <w:tc>
           <w:tcPr>
-            <w:tcW w:type="dxa" w:w="2400"/>
-            <w:shd w:fill="F2F2F2" w:color="auto" w:val="clear"/>
+            <w:tcW w:type="dxa" w:w="3000"/>
             <w:tcMar>
               <w:top w:type="dxa" w:w="30"/>
               <w:left w:type="dxa" w:w="50"/>
@@ -10599,8 +11159,7 @@
         </w:tc>
         <w:tc>
           <w:tcPr>
-            <w:tcW w:type="dxa" w:w="1900"/>
-            <w:shd w:fill="F2F2F2" w:color="auto" w:val="clear"/>
+            <w:tcW w:type="dxa" w:w="3000"/>
             <w:tcMar>
               <w:top w:type="dxa" w:w="30"/>
               <w:left w:type="dxa" w:w="50"/>
@@ -10629,8 +11188,7 @@
         </w:tc>
         <w:tc>
           <w:tcPr>
-            <w:tcW w:type="dxa" w:w="1700"/>
-            <w:shd w:fill="F2F2F2" w:color="auto" w:val="clear"/>
+            <w:tcW w:type="dxa" w:w="3072"/>
             <w:tcMar>
               <w:top w:type="dxa" w:w="30"/>
               <w:left w:type="dxa" w:w="50"/>
@@ -10654,36 +11212,6 @@
                 <w:szCs w:val="21"/>
               </w:rPr>
               <w:t xml:space="preserve">半値幅 [nm]</w:t>
-            </w:r>
-          </w:p>
-        </w:tc>
-        <w:tc>
-          <w:tcPr>
-            <w:tcW w:type="dxa" w:w="3072"/>
-            <w:shd w:fill="F2F2F2" w:color="auto" w:val="clear"/>
-            <w:tcMar>
-              <w:top w:type="dxa" w:w="30"/>
-              <w:left w:type="dxa" w:w="50"/>
-              <w:bottom w:type="dxa" w:w="30"/>
-              <w:right w:type="dxa" w:w="50"/>
-            </w:tcMar>
-          </w:tcPr>
-          <w:p>
-            <w:pPr>
-              <w:spacing w:after="0" w:before="0" w:line="240" w:lineRule="auto"/>
-              <w:jc w:val="center"/>
-            </w:pPr>
-            <w:r>
-              <w:rPr>
-                <w:rFonts w:ascii="游明朝" w:cs="游明朝" w:eastAsia="游明朝" w:hAnsi="游明朝"/>
-                <w:b/>
-                <w:bCs/>
-                <w:i w:val="false"/>
-                <w:iCs w:val="false"/>
-                <w:sz w:val="21"/>
-                <w:szCs w:val="21"/>
-              </w:rPr>
-              <w:t xml:space="preserve">備考</w:t>
             </w:r>
           </w:p>
         </w:tc>
@@ -10694,7 +11222,7 @@
         </w:trPr>
         <w:tc>
           <w:tcPr>
-            <w:tcW w:type="dxa" w:w="2400"/>
+            <w:tcW w:type="dxa" w:w="3000"/>
             <w:tcMar>
               <w:top w:type="dxa" w:w="30"/>
               <w:left w:type="dxa" w:w="50"/>
@@ -10723,7 +11251,7 @@
         </w:tc>
         <w:tc>
           <w:tcPr>
-            <w:tcW w:type="dxa" w:w="1900"/>
+            <w:tcW w:type="dxa" w:w="3000"/>
             <w:tcMar>
               <w:top w:type="dxa" w:w="30"/>
               <w:left w:type="dxa" w:w="50"/>
@@ -10752,7 +11280,7 @@
         </w:tc>
         <w:tc>
           <w:tcPr>
-            <w:tcW w:type="dxa" w:w="1700"/>
+            <w:tcW w:type="dxa" w:w="3072"/>
             <w:tcMar>
               <w:top w:type="dxa" w:w="30"/>
               <w:left w:type="dxa" w:w="50"/>
@@ -10776,35 +11304,6 @@
                 <w:szCs w:val="21"/>
               </w:rPr>
               <w:t xml:space="preserve">4.4</w:t>
-            </w:r>
-          </w:p>
-        </w:tc>
-        <w:tc>
-          <w:tcPr>
-            <w:tcW w:type="dxa" w:w="3072"/>
-            <w:tcMar>
-              <w:top w:type="dxa" w:w="30"/>
-              <w:left w:type="dxa" w:w="50"/>
-              <w:bottom w:type="dxa" w:w="30"/>
-              <w:right w:type="dxa" w:w="50"/>
-            </w:tcMar>
-          </w:tcPr>
-          <w:p>
-            <w:pPr>
-              <w:spacing w:after="0" w:before="0" w:line="240" w:lineRule="auto"/>
-              <w:jc w:val="center"/>
-            </w:pPr>
-            <w:r>
-              <w:rPr>
-                <w:rFonts w:ascii="游明朝" w:cs="游明朝" w:eastAsia="游明朝" w:hAnsi="游明朝"/>
-                <w:b w:val="false"/>
-                <w:bCs w:val="false"/>
-                <w:i w:val="false"/>
-                <w:iCs w:val="false"/>
-                <w:sz w:val="21"/>
-                <w:szCs w:val="21"/>
-              </w:rPr>
-              <w:t xml:space="preserve">装置の分解能に近い</w:t>
             </w:r>
           </w:p>
         </w:tc>
@@ -10815,7 +11314,7 @@
         </w:trPr>
         <w:tc>
           <w:tcPr>
-            <w:tcW w:type="dxa" w:w="2400"/>
+            <w:tcW w:type="dxa" w:w="3000"/>
             <w:tcMar>
               <w:top w:type="dxa" w:w="30"/>
               <w:left w:type="dxa" w:w="50"/>
@@ -10844,7 +11343,7 @@
         </w:tc>
         <w:tc>
           <w:tcPr>
-            <w:tcW w:type="dxa" w:w="1900"/>
+            <w:tcW w:type="dxa" w:w="3000"/>
             <w:tcMar>
               <w:top w:type="dxa" w:w="30"/>
               <w:left w:type="dxa" w:w="50"/>
@@ -10873,7 +11372,7 @@
         </w:tc>
         <w:tc>
           <w:tcPr>
-            <w:tcW w:type="dxa" w:w="1700"/>
+            <w:tcW w:type="dxa" w:w="3072"/>
             <w:tcMar>
               <w:top w:type="dxa" w:w="30"/>
               <w:left w:type="dxa" w:w="50"/>
@@ -10898,23 +11397,6 @@
               </w:rPr>
               <w:t xml:space="preserve">134</w:t>
             </w:r>
-          </w:p>
-        </w:tc>
-        <w:tc>
-          <w:tcPr>
-            <w:tcW w:type="dxa" w:w="3072"/>
-            <w:tcMar>
-              <w:top w:type="dxa" w:w="30"/>
-              <w:left w:type="dxa" w:w="50"/>
-              <w:bottom w:type="dxa" w:w="30"/>
-              <w:right w:type="dxa" w:w="50"/>
-            </w:tcMar>
-          </w:tcPr>
-          <w:p>
-            <w:pPr>
-              <w:spacing w:after="0" w:before="0" w:line="240" w:lineRule="auto"/>
-              <w:jc w:val="center"/>
-            </w:pPr>
           </w:p>
         </w:tc>
       </w:tr>
@@ -10924,7 +11406,7 @@
         </w:trPr>
         <w:tc>
           <w:tcPr>
-            <w:tcW w:type="dxa" w:w="2400"/>
+            <w:tcW w:type="dxa" w:w="3000"/>
             <w:tcMar>
               <w:top w:type="dxa" w:w="30"/>
               <w:left w:type="dxa" w:w="50"/>
@@ -10953,7 +11435,7 @@
         </w:tc>
         <w:tc>
           <w:tcPr>
-            <w:tcW w:type="dxa" w:w="1900"/>
+            <w:tcW w:type="dxa" w:w="3000"/>
             <w:tcMar>
               <w:top w:type="dxa" w:w="30"/>
               <w:left w:type="dxa" w:w="50"/>
@@ -10982,7 +11464,7 @@
         </w:tc>
         <w:tc>
           <w:tcPr>
-            <w:tcW w:type="dxa" w:w="1700"/>
+            <w:tcW w:type="dxa" w:w="3072"/>
             <w:tcMar>
               <w:top w:type="dxa" w:w="30"/>
               <w:left w:type="dxa" w:w="50"/>
@@ -11007,23 +11489,6 @@
               </w:rPr>
               <w:t xml:space="preserve">18</w:t>
             </w:r>
-          </w:p>
-        </w:tc>
-        <w:tc>
-          <w:tcPr>
-            <w:tcW w:type="dxa" w:w="3072"/>
-            <w:tcMar>
-              <w:top w:type="dxa" w:w="30"/>
-              <w:left w:type="dxa" w:w="50"/>
-              <w:bottom w:type="dxa" w:w="30"/>
-              <w:right w:type="dxa" w:w="50"/>
-            </w:tcMar>
-          </w:tcPr>
-          <w:p>
-            <w:pPr>
-              <w:spacing w:after="0" w:before="0" w:line="240" w:lineRule="auto"/>
-              <w:jc w:val="center"/>
-            </w:pPr>
           </w:p>
         </w:tc>
       </w:tr>
